--- a/04-项目计划/项目开发计划(PDP).docx
+++ b/04-项目计划/项目开发计划(PDP).docx
@@ -38,7 +38,7 @@
           <w:b w:val="0"/>
           <w:sz w:val="22"/>
         </w:rPr>
-        <w:t>标识号：SRA2026-G10-PDP-V1.0    版本号：1.0    状态：初稿    日期：2026年3月15日</w:t>
+        <w:t>标识号：SRA2026-G10-PDP-V1.1    版本号：1.1    状态：修订稿    日期：2026年3月20日</w:t>
       </w:r>
     </w:p>
     <w:p>
@@ -223,6 +223,84 @@
           </w:p>
         </w:tc>
       </w:tr>
+      <w:tr>
+        <w:tc>
+          <w:tcPr>
+            <w:tcW w:type="dxa" w:w="2340"/>
+            <w:vAlign w:val="center"/>
+          </w:tcPr>
+          <w:p>
+            <w:pPr>
+              <w:jc w:val="left"/>
+            </w:pPr>
+            <w:r>
+              <w:rPr>
+                <w:rFonts w:ascii="宋体" w:hAnsi="宋体" w:eastAsia="宋体"/>
+                <w:b w:val="0"/>
+                <w:sz w:val="19"/>
+              </w:rPr>
+              <w:t>1.1</w:t>
+            </w:r>
+          </w:p>
+        </w:tc>
+        <w:tc>
+          <w:tcPr>
+            <w:tcW w:type="dxa" w:w="2340"/>
+            <w:vAlign w:val="center"/>
+          </w:tcPr>
+          <w:p>
+            <w:pPr>
+              <w:jc w:val="left"/>
+            </w:pPr>
+            <w:r>
+              <w:rPr>
+                <w:rFonts w:ascii="宋体" w:hAnsi="宋体" w:eastAsia="宋体"/>
+                <w:b w:val="0"/>
+                <w:sz w:val="19"/>
+              </w:rPr>
+              <w:t>2026年3月20日</w:t>
+            </w:r>
+          </w:p>
+        </w:tc>
+        <w:tc>
+          <w:tcPr>
+            <w:tcW w:type="dxa" w:w="2340"/>
+            <w:vAlign w:val="center"/>
+          </w:tcPr>
+          <w:p>
+            <w:pPr>
+              <w:jc w:val="left"/>
+            </w:pPr>
+            <w:r>
+              <w:rPr>
+                <w:rFonts w:ascii="宋体" w:hAnsi="宋体" w:eastAsia="宋体"/>
+                <w:b w:val="0"/>
+                <w:sz w:val="19"/>
+              </w:rPr>
+              <w:t>补充用户调研安排、干系人沟通方式、任务责任人和阶段交付物清单。</w:t>
+            </w:r>
+          </w:p>
+        </w:tc>
+        <w:tc>
+          <w:tcPr>
+            <w:tcW w:type="dxa" w:w="2340"/>
+            <w:vAlign w:val="center"/>
+          </w:tcPr>
+          <w:p>
+            <w:pPr>
+              <w:jc w:val="left"/>
+            </w:pPr>
+            <w:r>
+              <w:rPr>
+                <w:rFonts w:ascii="宋体" w:hAnsi="宋体" w:eastAsia="宋体"/>
+                <w:b w:val="0"/>
+                <w:sz w:val="19"/>
+              </w:rPr>
+              <w:t>项目小组</w:t>
+            </w:r>
+          </w:p>
+        </w:tc>
+      </w:tr>
     </w:tbl>
     <w:p/>
     <w:p>
@@ -303,7 +381,7 @@
           <w:b w:val="0"/>
           <w:sz w:val="21"/>
         </w:rPr>
-        <w:t>本版本用于项目启动后形成统一执行口径，重点解决“做什么、谁来做、何时交付”的问题。内容以课程项目立项和需求工程总体安排为主，后续仍需根据调研结果继续细化。</w:t>
+        <w:t>本版本在初稿基础上补充需求调研和组织协同细节，使计划能够支持问卷发放、访谈执行和校务知识资料整理。版本重点从“总体安排”推进到“可执行调研计划”。</w:t>
       </w:r>
     </w:p>
     <w:p>
@@ -316,7 +394,7 @@
           <w:b w:val="0"/>
           <w:sz w:val="21"/>
         </w:rPr>
-        <w:t>确定校务问答机器人需求工程阶段的目标、边界和主要交付物。</w:t>
+        <w:t>细化学生、教师、管理员三类用户的需求获取方式。</w:t>
       </w:r>
     </w:p>
     <w:p>
@@ -329,7 +407,7 @@
           <w:b w:val="0"/>
           <w:sz w:val="21"/>
         </w:rPr>
-        <w:t>建立项目组织结构，明确项目组长、需求组、设计组和技术组的基本职责。</w:t>
+        <w:t>将WBS任务拆分到责任小组，明确输入、输出和检查方式。</w:t>
       </w:r>
     </w:p>
     <w:p>
@@ -342,7 +420,7 @@
           <w:b w:val="0"/>
           <w:sz w:val="21"/>
         </w:rPr>
-        <w:t>给出四周周期的粗粒度任务计划，为后续甘特图和周会跟踪提供依据。</w:t>
+        <w:t>增加周会纪要、调研记录、原型反馈记录等过程性文档要求。</w:t>
       </w:r>
     </w:p>
     <w:p>
@@ -369,7 +447,7 @@
           <w:b w:val="0"/>
           <w:sz w:val="21"/>
         </w:rPr>
-        <w:t>范围以需求工程为主，暂不包含系统编码、真实业务系统对接和上线运维。</w:t>
+        <w:t>范围继续限定在需求工程阶段，同时补充校务知识库素材整理、用户访谈、问卷统计和原型草图验证。</w:t>
       </w:r>
     </w:p>
     <w:tbl>
@@ -1009,7 +1087,7 @@
           <w:b w:val="0"/>
           <w:sz w:val="21"/>
         </w:rPr>
-        <w:t>沟通方式以每周例会和教师阶段汇报为主，用户调研方案在下一版本中展开。</w:t>
+        <w:t>沟通方式扩展为周会、教师评审、用户访谈和线上协作文档同步，需求问题统一进入需求问题台账。</w:t>
       </w:r>
     </w:p>
     <w:tbl>
@@ -2242,7 +2320,7 @@
           <w:b w:val="0"/>
           <w:sz w:val="21"/>
         </w:rPr>
-        <w:t>1.0版本仅给出工作包级拆分，具体日期和责任人将在调研计划确定后继续细化。</w:t>
+        <w:t>1.1版本要求每个工作包至少形成一项可检查输出，避免只完成讨论而没有可提交材料。</w:t>
       </w:r>
     </w:p>
     <w:p>
@@ -2417,7 +2495,7 @@
                 <w:b w:val="0"/>
                 <w:sz w:val="19"/>
               </w:rPr>
-              <w:t>项目启动、选题确认、范围初定、角色分工</w:t>
+              <w:t>完成选题确认、范围初定、OBS和WBS拆分</w:t>
             </w:r>
           </w:p>
         </w:tc>
@@ -2436,7 +2514,7 @@
                 <w:b w:val="0"/>
                 <w:sz w:val="19"/>
               </w:rPr>
-              <w:t>完成项目计划初稿和项目章程</w:t>
+              <w:t>项目章程、项目计划1.0</w:t>
             </w:r>
           </w:p>
         </w:tc>
@@ -2495,7 +2573,7 @@
                 <w:b w:val="0"/>
                 <w:sz w:val="19"/>
               </w:rPr>
-              <w:t>设计调研方案、收集校务咨询问题、整理初步需求</w:t>
+              <w:t>问卷发放、访谈执行、校务知识素材分类</w:t>
             </w:r>
           </w:p>
         </w:tc>
@@ -2514,7 +2592,7 @@
                 <w:b w:val="0"/>
                 <w:sz w:val="19"/>
               </w:rPr>
-              <w:t>形成调研问卷和访谈提纲</w:t>
+              <w:t>调研记录、需求问题台账</w:t>
             </w:r>
           </w:p>
         </w:tc>
@@ -2573,7 +2651,7 @@
                 <w:b w:val="0"/>
                 <w:sz w:val="19"/>
               </w:rPr>
-              <w:t>分析需求、绘制原型草图、开展技术预研</w:t>
+              <w:t>需求优先级排序、用例识别、原型草图评审</w:t>
             </w:r>
           </w:p>
         </w:tc>
@@ -2592,7 +2670,7 @@
                 <w:b w:val="0"/>
                 <w:sz w:val="19"/>
               </w:rPr>
-              <w:t>形成需求分析结果和原型草图</w:t>
+              <w:t>用例草案、原型反馈记录</w:t>
             </w:r>
           </w:p>
         </w:tc>
@@ -2651,7 +2729,7 @@
                 <w:b w:val="0"/>
                 <w:sz w:val="19"/>
               </w:rPr>
-              <w:t>需求确认、文档汇总、准备阶段评审</w:t>
+              <w:t>编写SRS、汇总过程文档、准备教师评审</w:t>
             </w:r>
           </w:p>
         </w:tc>
@@ -2670,7 +2748,7 @@
                 <w:b w:val="0"/>
                 <w:sz w:val="19"/>
               </w:rPr>
-              <w:t>提交阶段评审材料</w:t>
+              <w:t>SRS初稿、评审材料</w:t>
             </w:r>
           </w:p>
         </w:tc>
@@ -3531,7 +3609,7 @@
           <w:b w:val="0"/>
           <w:sz w:val="21"/>
         </w:rPr>
-        <w:t>文档按目录分类保存，文件名暂采用“文档名称+版本号”的方式标识。</w:t>
+        <w:t>新增过程文档命名规范，同一文档修订时保持主版本连续，阶段性材料按日期归档。</w:t>
       </w:r>
     </w:p>
     <w:tbl>
@@ -3640,7 +3718,7 @@
                 <w:b w:val="0"/>
                 <w:sz w:val="19"/>
               </w:rPr>
-              <w:t>从1.0开始按修订顺序递增</w:t>
+              <w:t>1.0、1.1、1.2、1.3连续递增</w:t>
             </w:r>
           </w:p>
         </w:tc>
@@ -3808,7 +3886,7 @@
           <w:b w:val="0"/>
           <w:sz w:val="21"/>
         </w:rPr>
-        <w:t>本版本验收重点是计划结构完整、范围边界清楚、任务能够覆盖需求工程主要活动。</w:t>
+        <w:t>本版本验收重点是调研路径清楚、责任分工明确、过程记录可追溯。</w:t>
       </w:r>
     </w:p>
     <w:tbl>
@@ -4216,7 +4294,7 @@
           <w:b w:val="0"/>
           <w:sz w:val="21"/>
         </w:rPr>
-        <w:t>补充问卷、访谈和样本选择方案。</w:t>
+        <w:t>依据调研结果修订功能范围和优先级。</w:t>
       </w:r>
     </w:p>
     <w:p>
@@ -4229,7 +4307,7 @@
           <w:b w:val="0"/>
           <w:sz w:val="21"/>
         </w:rPr>
-        <w:t>将WBS拆分到具体负责人和日期。</w:t>
+        <w:t>补充风险响应措施和变更控制流程。</w:t>
       </w:r>
     </w:p>
     <w:p>
@@ -4242,7 +4320,7 @@
           <w:b w:val="0"/>
           <w:sz w:val="21"/>
         </w:rPr>
-        <w:t>完善干系人沟通表和风险清单。</w:t>
+        <w:t>准备阶段评审材料并形成评审问题清单。</w:t>
       </w:r>
     </w:p>
     <w:sectPr>

--- a/04-项目计划/项目开发计划(PDP).docx
+++ b/04-项目计划/项目开发计划(PDP).docx
@@ -38,7 +38,7 @@
           <w:b w:val="0"/>
           <w:sz w:val="22"/>
         </w:rPr>
-        <w:t>标识号：SRA2026-G10-PDP-V1.1    版本号：1.1    状态：修订稿    日期：2026年3月20日</w:t>
+        <w:t>标识号：SRA2026-G10-PDP-V1.2    版本号：1.2    状态：评审稿    日期：2026年3月27日</w:t>
       </w:r>
     </w:p>
     <w:p>
@@ -301,6 +301,84 @@
           </w:p>
         </w:tc>
       </w:tr>
+      <w:tr>
+        <w:tc>
+          <w:tcPr>
+            <w:tcW w:type="dxa" w:w="2340"/>
+            <w:vAlign w:val="center"/>
+          </w:tcPr>
+          <w:p>
+            <w:pPr>
+              <w:jc w:val="left"/>
+            </w:pPr>
+            <w:r>
+              <w:rPr>
+                <w:rFonts w:ascii="宋体" w:hAnsi="宋体" w:eastAsia="宋体"/>
+                <w:b w:val="0"/>
+                <w:sz w:val="19"/>
+              </w:rPr>
+              <w:t>1.2</w:t>
+            </w:r>
+          </w:p>
+        </w:tc>
+        <w:tc>
+          <w:tcPr>
+            <w:tcW w:type="dxa" w:w="2340"/>
+            <w:vAlign w:val="center"/>
+          </w:tcPr>
+          <w:p>
+            <w:pPr>
+              <w:jc w:val="left"/>
+            </w:pPr>
+            <w:r>
+              <w:rPr>
+                <w:rFonts w:ascii="宋体" w:hAnsi="宋体" w:eastAsia="宋体"/>
+                <w:b w:val="0"/>
+                <w:sz w:val="19"/>
+              </w:rPr>
+              <w:t>2026年3月27日</w:t>
+            </w:r>
+          </w:p>
+        </w:tc>
+        <w:tc>
+          <w:tcPr>
+            <w:tcW w:type="dxa" w:w="2340"/>
+            <w:vAlign w:val="center"/>
+          </w:tcPr>
+          <w:p>
+            <w:pPr>
+              <w:jc w:val="left"/>
+            </w:pPr>
+            <w:r>
+              <w:rPr>
+                <w:rFonts w:ascii="宋体" w:hAnsi="宋体" w:eastAsia="宋体"/>
+                <w:b w:val="0"/>
+                <w:sz w:val="19"/>
+              </w:rPr>
+              <w:t>根据阶段评审意见细化风险控制、配置管理、原型反馈和需求变更处理流程。</w:t>
+            </w:r>
+          </w:p>
+        </w:tc>
+        <w:tc>
+          <w:tcPr>
+            <w:tcW w:type="dxa" w:w="2340"/>
+            <w:vAlign w:val="center"/>
+          </w:tcPr>
+          <w:p>
+            <w:pPr>
+              <w:jc w:val="left"/>
+            </w:pPr>
+            <w:r>
+              <w:rPr>
+                <w:rFonts w:ascii="宋体" w:hAnsi="宋体" w:eastAsia="宋体"/>
+                <w:b w:val="0"/>
+                <w:sz w:val="19"/>
+              </w:rPr>
+              <w:t>项目小组</w:t>
+            </w:r>
+          </w:p>
+        </w:tc>
+      </w:tr>
     </w:tbl>
     <w:p/>
     <w:p>
@@ -381,7 +459,7 @@
           <w:b w:val="0"/>
           <w:sz w:val="21"/>
         </w:rPr>
-        <w:t>本版本在初稿基础上补充需求调研和组织协同细节，使计划能够支持问卷发放、访谈执行和校务知识资料整理。版本重点从“总体安排”推进到“可执行调研计划”。</w:t>
+        <w:t>本版本吸收阶段评审和调研反馈，重点增强需求验证、风险控制和配置管理内容。计划开始与SRS、用例文档、原型设计和变更记录建立对应关系。</w:t>
       </w:r>
     </w:p>
     <w:p>
@@ -394,7 +472,7 @@
           <w:b w:val="0"/>
           <w:sz w:val="21"/>
         </w:rPr>
-        <w:t>细化学生、教师、管理员三类用户的需求获取方式。</w:t>
+        <w:t>将功能需求、非功能需求、原型反馈和技术预研纳入统一里程碑管理。</w:t>
       </w:r>
     </w:p>
     <w:p>
@@ -407,7 +485,7 @@
           <w:b w:val="0"/>
           <w:sz w:val="21"/>
         </w:rPr>
-        <w:t>将WBS任务拆分到责任小组，明确输入、输出和检查方式。</w:t>
+        <w:t>明确需求变更需经过记录、影响分析、组内评审和版本归档。</w:t>
       </w:r>
     </w:p>
     <w:p>
@@ -420,7 +498,7 @@
           <w:b w:val="0"/>
           <w:sz w:val="21"/>
         </w:rPr>
-        <w:t>增加周会纪要、调研记录、原型反馈记录等过程性文档要求。</w:t>
+        <w:t>补充数据安全、回答准确性、LLM接入成本和调研样本偏差等关键风险。</w:t>
       </w:r>
     </w:p>
     <w:p>
@@ -447,7 +525,7 @@
           <w:b w:val="0"/>
           <w:sz w:val="21"/>
         </w:rPr>
-        <w:t>范围继续限定在需求工程阶段，同时补充校务知识库素材整理、用户访谈、问卷统计和原型草图验证。</w:t>
+        <w:t>范围以已确认的校务问答、互动反馈、历史记录和管理员维护需求为核心，低优先级探索功能不进入本阶段基线。</w:t>
       </w:r>
     </w:p>
     <w:tbl>
@@ -1065,6 +1143,20 @@
     <w:p/>
     <w:p>
       <w:pPr>
+        <w:spacing w:line="300" w:lineRule="auto"/>
+        <w:ind w:firstLine="420"/>
+      </w:pPr>
+      <w:r>
+        <w:rPr>
+          <w:rFonts w:ascii="宋体" w:hAnsi="宋体" w:eastAsia="宋体"/>
+          <w:b w:val="0"/>
+          <w:sz w:val="21"/>
+        </w:rPr>
+        <w:t>自1.2版本起，评审意见处理和需求变更由项目组长牵头，需求组记录影响范围，设计组同步原型影响，技术组评估实现和安全约束，处理结果纳入评审与基线记录。</w:t>
+      </w:r>
+    </w:p>
+    <w:p>
+      <w:pPr>
         <w:pStyle w:val="Heading1"/>
       </w:pPr>
       <w:r>
@@ -1087,7 +1179,7 @@
           <w:b w:val="0"/>
           <w:sz w:val="21"/>
         </w:rPr>
-        <w:t>沟通方式扩展为周会、教师评审、用户访谈和线上协作文档同步，需求问题统一进入需求问题台账。</w:t>
+        <w:t>沟通重点转向评审闭环，所有教师意见、用户反馈和变更建议均需记录处理结论。</w:t>
       </w:r>
     </w:p>
     <w:tbl>
@@ -2320,7 +2412,7 @@
           <w:b w:val="0"/>
           <w:sz w:val="21"/>
         </w:rPr>
-        <w:t>1.1版本要求每个工作包至少形成一项可检查输出，避免只完成讨论而没有可提交材料。</w:t>
+        <w:t>1.2版本将评审意见处理、需求变更记录和原型反馈闭环纳入WBS，确保调研结论能够落实到SRS和原型文档。</w:t>
       </w:r>
     </w:p>
     <w:p>
@@ -2495,7 +2587,7 @@
                 <w:b w:val="0"/>
                 <w:sz w:val="19"/>
               </w:rPr>
-              <w:t>完成选题确认、范围初定、OBS和WBS拆分</w:t>
+              <w:t>项目启动、计划初稿、范围和干系人确认</w:t>
             </w:r>
           </w:p>
         </w:tc>
@@ -2514,7 +2606,7 @@
                 <w:b w:val="0"/>
                 <w:sz w:val="19"/>
               </w:rPr>
-              <w:t>项目章程、项目计划1.0</w:t>
+              <w:t>项目计划1.0、项目章程</w:t>
             </w:r>
           </w:p>
         </w:tc>
@@ -2573,7 +2665,7 @@
                 <w:b w:val="0"/>
                 <w:sz w:val="19"/>
               </w:rPr>
-              <w:t>问卷发放、访谈执行、校务知识素材分类</w:t>
+              <w:t>完成问卷、访谈和资料整理，统计高频咨询场景</w:t>
             </w:r>
           </w:p>
         </w:tc>
@@ -2592,7 +2684,7 @@
                 <w:b w:val="0"/>
                 <w:sz w:val="19"/>
               </w:rPr>
-              <w:t>调研记录、需求问题台账</w:t>
+              <w:t>用户调研报告、知识库分类清单</w:t>
             </w:r>
           </w:p>
         </w:tc>
@@ -2651,7 +2743,7 @@
                 <w:b w:val="0"/>
                 <w:sz w:val="19"/>
               </w:rPr>
-              <w:t>需求优先级排序、用例识别、原型草图评审</w:t>
+              <w:t>完成需求分析、原型反馈、技术风险评估</w:t>
             </w:r>
           </w:p>
         </w:tc>
@@ -2670,7 +2762,7 @@
                 <w:b w:val="0"/>
                 <w:sz w:val="19"/>
               </w:rPr>
-              <w:t>用例草案、原型反馈记录</w:t>
+              <w:t>SRS评审稿、原型设计文档</w:t>
             </w:r>
           </w:p>
         </w:tc>
@@ -2729,7 +2821,7 @@
                 <w:b w:val="0"/>
                 <w:sz w:val="19"/>
               </w:rPr>
-              <w:t>编写SRS、汇总过程文档、准备教师评审</w:t>
+              <w:t>处理评审意见、更新变更记录、准备基线确认</w:t>
             </w:r>
           </w:p>
         </w:tc>
@@ -2748,7 +2840,7 @@
                 <w:b w:val="0"/>
                 <w:sz w:val="19"/>
               </w:rPr>
-              <w:t>SRS初稿、评审材料</w:t>
+              <w:t>评审记录、变更报告、项目计划1.2</w:t>
             </w:r>
           </w:p>
         </w:tc>
@@ -3609,7 +3701,7 @@
           <w:b w:val="0"/>
           <w:sz w:val="21"/>
         </w:rPr>
-        <w:t>新增过程文档命名规范，同一文档修订时保持主版本连续，阶段性材料按日期归档。</w:t>
+        <w:t>配置项包括项目计划、项目章程、调研记录、SRS、用例文档、原型文档、评审记录和变更报告。</w:t>
       </w:r>
     </w:p>
     <w:tbl>
@@ -3886,7 +3978,7 @@
           <w:b w:val="0"/>
           <w:sz w:val="21"/>
         </w:rPr>
-        <w:t>本版本验收重点是调研路径清楚、责任分工明确、过程记录可追溯。</w:t>
+        <w:t>本版本验收重点是评审意见已响应、风险措施可执行、版本资料能够互相追溯。</w:t>
       </w:r>
     </w:p>
     <w:tbl>
@@ -4294,7 +4386,7 @@
           <w:b w:val="0"/>
           <w:sz w:val="21"/>
         </w:rPr>
-        <w:t>依据调研结果修订功能范围和优先级。</w:t>
+        <w:t>冻结最终需求范围和里程碑计划。</w:t>
       </w:r>
     </w:p>
     <w:p>
@@ -4307,7 +4399,7 @@
           <w:b w:val="0"/>
           <w:sz w:val="21"/>
         </w:rPr>
-        <w:t>补充风险响应措施和变更控制流程。</w:t>
+        <w:t>完成项目计划基线版和评审汇报材料。</w:t>
       </w:r>
     </w:p>
     <w:p>
@@ -4320,7 +4412,7 @@
           <w:b w:val="0"/>
           <w:sz w:val="21"/>
         </w:rPr>
-        <w:t>准备阶段评审材料并形成评审问题清单。</w:t>
+        <w:t>整理项目收尾、绩效评价和文档清单。</w:t>
       </w:r>
     </w:p>
     <w:sectPr>

--- a/04-项目计划/项目开发计划(PDP).docx
+++ b/04-项目计划/项目开发计划(PDP).docx
@@ -38,7 +38,7 @@
           <w:b w:val="0"/>
           <w:sz w:val="22"/>
         </w:rPr>
-        <w:t>标识号：SRA2026-G10-PDP-V1.2    版本号：1.2    状态：评审稿    日期：2026年3月27日</w:t>
+        <w:t>标识号：SRA2026-G10-PDP-V1.3    版本号：1.3    状态：基线版    日期：2026年4月03日</w:t>
       </w:r>
     </w:p>
     <w:p>
@@ -379,6 +379,84 @@
           </w:p>
         </w:tc>
       </w:tr>
+      <w:tr>
+        <w:tc>
+          <w:tcPr>
+            <w:tcW w:type="dxa" w:w="2340"/>
+            <w:vAlign w:val="center"/>
+          </w:tcPr>
+          <w:p>
+            <w:pPr>
+              <w:jc w:val="left"/>
+            </w:pPr>
+            <w:r>
+              <w:rPr>
+                <w:rFonts w:ascii="宋体" w:hAnsi="宋体" w:eastAsia="宋体"/>
+                <w:b w:val="0"/>
+                <w:sz w:val="19"/>
+              </w:rPr>
+              <w:t>1.3</w:t>
+            </w:r>
+          </w:p>
+        </w:tc>
+        <w:tc>
+          <w:tcPr>
+            <w:tcW w:type="dxa" w:w="2340"/>
+            <w:vAlign w:val="center"/>
+          </w:tcPr>
+          <w:p>
+            <w:pPr>
+              <w:jc w:val="left"/>
+            </w:pPr>
+            <w:r>
+              <w:rPr>
+                <w:rFonts w:ascii="宋体" w:hAnsi="宋体" w:eastAsia="宋体"/>
+                <w:b w:val="0"/>
+                <w:sz w:val="19"/>
+              </w:rPr>
+              <w:t>2026年4月03日</w:t>
+            </w:r>
+          </w:p>
+        </w:tc>
+        <w:tc>
+          <w:tcPr>
+            <w:tcW w:type="dxa" w:w="2340"/>
+            <w:vAlign w:val="center"/>
+          </w:tcPr>
+          <w:p>
+            <w:pPr>
+              <w:jc w:val="left"/>
+            </w:pPr>
+            <w:r>
+              <w:rPr>
+                <w:rFonts w:ascii="宋体" w:hAnsi="宋体" w:eastAsia="宋体"/>
+                <w:b w:val="0"/>
+                <w:sz w:val="19"/>
+              </w:rPr>
+              <w:t>形成基线版本，确认最终范围、里程碑、验收标准和项目收尾安排。</w:t>
+            </w:r>
+          </w:p>
+        </w:tc>
+        <w:tc>
+          <w:tcPr>
+            <w:tcW w:type="dxa" w:w="2340"/>
+            <w:vAlign w:val="center"/>
+          </w:tcPr>
+          <w:p>
+            <w:pPr>
+              <w:jc w:val="left"/>
+            </w:pPr>
+            <w:r>
+              <w:rPr>
+                <w:rFonts w:ascii="宋体" w:hAnsi="宋体" w:eastAsia="宋体"/>
+                <w:b w:val="0"/>
+                <w:sz w:val="19"/>
+              </w:rPr>
+              <w:t>项目小组</w:t>
+            </w:r>
+          </w:p>
+        </w:tc>
+      </w:tr>
     </w:tbl>
     <w:p/>
     <w:p>
@@ -459,7 +537,12 @@
           <w:b w:val="0"/>
           <w:sz w:val="21"/>
         </w:rPr>
-        <w:t>本版本吸收阶段评审和调研反馈，重点增强需求验证、风险控制和配置管理内容。计划开始与SRS、用例文档、原型设计和变更记录建立对应关系。</w:t>
+        <w:t>本版本作为需求工程阶段的项目计划基线，用于课程评审和后续设计、开发工作的承接。范围、进度、交付物、验收标准和变更控制流程均已确认。</w:t>
+      </w:r>
+    </w:p>
+    <w:p>
+      <w:r>
+        <w:t>《项目开发计划(PDP).docx》为项目计划1.3基线版的最终交付副本，内容与本版本保持一致，用于课程提交与归档。</w:t>
       </w:r>
     </w:p>
     <w:p>
@@ -472,7 +555,7 @@
           <w:b w:val="0"/>
           <w:sz w:val="21"/>
         </w:rPr>
-        <w:t>将功能需求、非功能需求、原型反馈和技术预研纳入统一里程碑管理。</w:t>
+        <w:t>确认最终需求工程交付物及其验收标准。</w:t>
       </w:r>
     </w:p>
     <w:p>
@@ -485,7 +568,7 @@
           <w:b w:val="0"/>
           <w:sz w:val="21"/>
         </w:rPr>
-        <w:t>明确需求变更需经过记录、影响分析、组内评审和版本归档。</w:t>
+        <w:t>固化里程碑、评审流程、配置基线和项目收尾安排。</w:t>
       </w:r>
     </w:p>
     <w:p>
@@ -498,7 +581,7 @@
           <w:b w:val="0"/>
           <w:sz w:val="21"/>
         </w:rPr>
-        <w:t>补充数据安全、回答准确性、LLM接入成本和调研样本偏差等关键风险。</w:t>
+        <w:t>形成后续系统设计、测试计划和发布运维文档的输入依据。</w:t>
       </w:r>
     </w:p>
     <w:p>
@@ -525,7 +608,7 @@
           <w:b w:val="0"/>
           <w:sz w:val="21"/>
         </w:rPr>
-        <w:t>范围以已确认的校务问答、互动反馈、历史记录和管理员维护需求为核心，低优先级探索功能不进入本阶段基线。</w:t>
+        <w:t>范围基线包括校务问答、知识库维护、用户互动反馈、历史记录、管理员管理、统计分析和基础安全控制；系统正式上线和长期运维仍不包含在本课程阶段。</w:t>
       </w:r>
     </w:p>
     <w:tbl>
@@ -1179,7 +1262,7 @@
           <w:b w:val="0"/>
           <w:sz w:val="21"/>
         </w:rPr>
-        <w:t>沟通重点转向评审闭环，所有教师意见、用户反馈和变更建议均需记录处理结论。</w:t>
+        <w:t>沟通机制转入基线维护，新增需求必须进入变更流程，不再直接修改已确认文档。</w:t>
       </w:r>
     </w:p>
     <w:tbl>
@@ -2412,7 +2495,7 @@
           <w:b w:val="0"/>
           <w:sz w:val="21"/>
         </w:rPr>
-        <w:t>1.2版本将评审意见处理、需求变更记录和原型反馈闭环纳入WBS，确保调研结论能够落实到SRS和原型文档。</w:t>
+        <w:t>1.3版本确认WBS作为需求工程阶段基线，后续设计和测试文档需引用本计划中的交付物和里程碑。</w:t>
       </w:r>
     </w:p>
     <w:p>
@@ -2587,7 +2670,7 @@
                 <w:b w:val="0"/>
                 <w:sz w:val="19"/>
               </w:rPr>
-              <w:t>项目启动、计划初稿、范围和干系人确认</w:t>
+              <w:t>完成项目启动、选题确认、初步范围和工作计划</w:t>
             </w:r>
           </w:p>
         </w:tc>
@@ -2606,7 +2689,7 @@
                 <w:b w:val="0"/>
                 <w:sz w:val="19"/>
               </w:rPr>
-              <w:t>项目计划1.0、项目章程</w:t>
+              <w:t>项目章程、可行性分析报告、项目计划初稿</w:t>
             </w:r>
           </w:p>
         </w:tc>
@@ -2665,7 +2748,7 @@
                 <w:b w:val="0"/>
                 <w:sz w:val="19"/>
               </w:rPr>
-              <w:t>完成问卷、访谈和资料整理，统计高频咨询场景</w:t>
+              <w:t>完成问卷、访谈、校务知识素材整理和需求获取</w:t>
             </w:r>
           </w:p>
         </w:tc>
@@ -2684,7 +2767,7 @@
                 <w:b w:val="0"/>
                 <w:sz w:val="19"/>
               </w:rPr>
-              <w:t>用户调研报告、知识库分类清单</w:t>
+              <w:t>需求获取记录、用户群与代表文档、调研结果</w:t>
             </w:r>
           </w:p>
         </w:tc>
@@ -2743,7 +2826,7 @@
                 <w:b w:val="0"/>
                 <w:sz w:val="19"/>
               </w:rPr>
-              <w:t>完成需求分析、原型反馈、技术风险评估</w:t>
+              <w:t>完成需求分析、用例建模、非功能需求、原型反馈和技术预研</w:t>
             </w:r>
           </w:p>
         </w:tc>
@@ -2762,7 +2845,7 @@
                 <w:b w:val="0"/>
                 <w:sz w:val="19"/>
               </w:rPr>
-              <w:t>SRS评审稿、原型设计文档</w:t>
+              <w:t>SRS、UC、NFR、PT、DRD等文档</w:t>
             </w:r>
           </w:p>
         </w:tc>
@@ -2821,7 +2904,7 @@
                 <w:b w:val="0"/>
                 <w:sz w:val="19"/>
               </w:rPr>
-              <w:t>处理评审意见、更新变更记录、准备基线确认</w:t>
+              <w:t>完成需求确认、评审整改、配置基线和最终汇报</w:t>
             </w:r>
           </w:p>
         </w:tc>
@@ -2840,7 +2923,7 @@
                 <w:b w:val="0"/>
                 <w:sz w:val="19"/>
               </w:rPr>
-              <w:t>评审记录、变更报告、项目计划1.2</w:t>
+              <w:t>评审与基线记录、汇报PPT、项目计划基线</w:t>
             </w:r>
           </w:p>
         </w:tc>
@@ -3701,7 +3784,7 @@
           <w:b w:val="0"/>
           <w:sz w:val="21"/>
         </w:rPr>
-        <w:t>配置项包括项目计划、项目章程、调研记录、SRS、用例文档、原型文档、评审记录和变更报告。</w:t>
+        <w:t>所有核心文档统一纳入基线，后续修改必须保留修订记录、版本号和审批结论。</w:t>
       </w:r>
     </w:p>
     <w:tbl>
@@ -3978,7 +4061,7 @@
           <w:b w:val="0"/>
           <w:sz w:val="21"/>
         </w:rPr>
-        <w:t>本版本验收重点是评审意见已响应、风险措施可执行、版本资料能够互相追溯。</w:t>
+        <w:t>本版本验收重点是内容完整、版本连续、计划可执行、交付物齐备且与评审材料一致。</w:t>
       </w:r>
     </w:p>
     <w:tbl>
@@ -4386,7 +4469,7 @@
           <w:b w:val="0"/>
           <w:sz w:val="21"/>
         </w:rPr>
-        <w:t>冻结最终需求范围和里程碑计划。</w:t>
+        <w:t>按基线计划完成最终汇报和项目总结。</w:t>
       </w:r>
     </w:p>
     <w:p>
@@ -4399,7 +4482,7 @@
           <w:b w:val="0"/>
           <w:sz w:val="21"/>
         </w:rPr>
-        <w:t>完成项目计划基线版和评审汇报材料。</w:t>
+        <w:t>将需求基线移交给设计、测试和部署运维文档编写。</w:t>
       </w:r>
     </w:p>
     <w:p>
@@ -4412,7 +4495,21 @@
           <w:b w:val="0"/>
           <w:sz w:val="21"/>
         </w:rPr>
-        <w:t>整理项目收尾、绩效评价和文档清单。</w:t>
+        <w:t>归档会议纪要、评审记录、变更记录和最终提交材料。</w:t>
+      </w:r>
+    </w:p>
+    <w:p>
+      <w:pPr>
+        <w:spacing w:line="300" w:lineRule="auto"/>
+        <w:ind w:firstLine="420"/>
+      </w:pPr>
+      <w:r>
+        <w:rPr>
+          <w:rFonts w:ascii="宋体" w:hAnsi="宋体" w:eastAsia="宋体"/>
+          <w:b w:val="0"/>
+          <w:sz w:val="21"/>
+        </w:rPr>
+        <w:t>至1.3版本，项目计划已满足需求工程阶段基线要求。后续若出现范围、里程碑或验收标准变化，应通过需求变更与CCB流程处理，并形成新的修订记录。</w:t>
       </w:r>
     </w:p>
     <w:sectPr>

--- a/04-项目计划/项目开发计划(PDP).docx
+++ b/04-项目计划/项目开发计划(PDP).docx
@@ -4,15 +4,205 @@
   <w:body>
     <w:p>
       <w:pPr>
+        <w:spacing w:before="0" w:after="360"/>
         <w:jc w:val="center"/>
       </w:pPr>
       <w:r>
         <w:rPr>
-          <w:rFonts w:ascii="黑体" w:hAnsi="黑体" w:eastAsia="黑体"/>
+          <w:rFonts w:ascii="宋体" w:hAnsi="宋体" w:eastAsia="宋体"/>
+          <w:b w:val="0"/>
+          <w:sz w:val="16"/>
+        </w:rPr>
+      </w:r>
+    </w:p>
+    <w:p>
+      <w:pPr>
+        <w:spacing w:before="0" w:after="160"/>
+        <w:jc w:val="center"/>
+      </w:pPr>
+      <w:r>
+        <w:rPr>
+          <w:rFonts w:ascii="宋体" w:hAnsi="宋体" w:eastAsia="宋体"/>
           <w:b/>
-          <w:sz w:val="36"/>
+          <w:sz w:val="48"/>
         </w:rPr>
-        <w:t>校务问答机器人软件需求工程项目计划</w:t>
+        <w:t>校务问答机器人</w:t>
+      </w:r>
+    </w:p>
+    <w:p>
+      <w:pPr>
+        <w:spacing w:before="0" w:after="360"/>
+        <w:jc w:val="center"/>
+      </w:pPr>
+      <w:r>
+        <w:rPr>
+          <w:rFonts w:ascii="宋体" w:hAnsi="宋体" w:eastAsia="宋体"/>
+          <w:b/>
+          <w:sz w:val="40"/>
+        </w:rPr>
+        <w:t>项目开发计划(PDP)</w:t>
+      </w:r>
+    </w:p>
+    <w:p>
+      <w:pPr>
+        <w:spacing w:after="480"/>
+        <w:jc w:val="center"/>
+      </w:pPr>
+      <w:r>
+        <w:drawing>
+          <wp:inline xmlns:a="http://schemas.openxmlformats.org/drawingml/2006/main" xmlns:pic="http://schemas.openxmlformats.org/drawingml/2006/picture">
+            <wp:extent cx="1143000" cy="953011"/>
+            <wp:docPr id="2" name="Picture 2"/>
+            <wp:cNvGraphicFramePr>
+              <a:graphicFrameLocks noChangeAspect="1"/>
+            </wp:cNvGraphicFramePr>
+            <a:graphic>
+              <a:graphicData uri="http://schemas.openxmlformats.org/drawingml/2006/picture">
+                <pic:pic>
+                  <pic:nvPicPr>
+                    <pic:cNvPr id="0" name="image.png"/>
+                    <pic:cNvPicPr/>
+                  </pic:nvPicPr>
+                  <pic:blipFill>
+                    <a:blip r:embed="rId9"/>
+                    <a:stretch>
+                      <a:fillRect/>
+                    </a:stretch>
+                  </pic:blipFill>
+                  <pic:spPr>
+                    <a:xfrm>
+                      <a:off x="0" y="0"/>
+                      <a:ext cx="1143000" cy="953011"/>
+                    </a:xfrm>
+                    <a:prstGeom prst="rect"/>
+                  </pic:spPr>
+                </pic:pic>
+              </a:graphicData>
+            </a:graphic>
+          </wp:inline>
+        </w:drawing>
+      </w:r>
+    </w:p>
+    <w:p>
+      <w:pPr>
+        <w:spacing w:before="0" w:after="80"/>
+        <w:jc w:val="center"/>
+      </w:pPr>
+      <w:r>
+        <w:rPr>
+          <w:rFonts w:ascii="宋体" w:hAnsi="宋体" w:eastAsia="宋体"/>
+          <w:b w:val="0"/>
+          <w:sz w:val="24"/>
+        </w:rPr>
+        <w:t>项目名称：智慧校园助手（SRA2026）校务问答机器人</w:t>
+      </w:r>
+    </w:p>
+    <w:p>
+      <w:pPr>
+        <w:spacing w:before="0" w:after="80"/>
+        <w:jc w:val="center"/>
+      </w:pPr>
+      <w:r>
+        <w:rPr>
+          <w:rFonts w:ascii="宋体" w:hAnsi="宋体" w:eastAsia="宋体"/>
+          <w:b w:val="0"/>
+          <w:sz w:val="24"/>
+        </w:rPr>
+        <w:t>文档编号：SRA2026-G10-PDP-V1.3</w:t>
+      </w:r>
+    </w:p>
+    <w:p>
+      <w:pPr>
+        <w:spacing w:before="0" w:after="80"/>
+        <w:jc w:val="center"/>
+      </w:pPr>
+      <w:r>
+        <w:rPr>
+          <w:rFonts w:ascii="宋体" w:hAnsi="宋体" w:eastAsia="宋体"/>
+          <w:b w:val="0"/>
+          <w:sz w:val="24"/>
+        </w:rPr>
+        <w:t>版本：V1.3</w:t>
+      </w:r>
+    </w:p>
+    <w:p>
+      <w:pPr>
+        <w:spacing w:before="0" w:after="80"/>
+        <w:jc w:val="center"/>
+      </w:pPr>
+      <w:r>
+        <w:rPr>
+          <w:rFonts w:ascii="宋体" w:hAnsi="宋体" w:eastAsia="宋体"/>
+          <w:b w:val="0"/>
+          <w:sz w:val="24"/>
+        </w:rPr>
+        <w:t>状态：基线版</w:t>
+      </w:r>
+    </w:p>
+    <w:p>
+      <w:pPr>
+        <w:spacing w:before="0" w:after="80"/>
+        <w:jc w:val="center"/>
+      </w:pPr>
+      <w:r>
+        <w:rPr>
+          <w:rFonts w:ascii="宋体" w:hAnsi="宋体" w:eastAsia="宋体"/>
+          <w:b w:val="0"/>
+          <w:sz w:val="24"/>
+        </w:rPr>
+        <w:t>编制日期：2026年4月3日</w:t>
+      </w:r>
+    </w:p>
+    <w:p>
+      <w:pPr>
+        <w:spacing w:before="0" w:after="80"/>
+        <w:jc w:val="center"/>
+      </w:pPr>
+      <w:r>
+        <w:rPr>
+          <w:rFonts w:ascii="宋体" w:hAnsi="宋体" w:eastAsia="宋体"/>
+          <w:b w:val="0"/>
+          <w:sz w:val="24"/>
+        </w:rPr>
+        <w:t>编制团队：SRA2026-G10 项目组</w:t>
+      </w:r>
+    </w:p>
+    <w:p>
+      <w:pPr>
+        <w:spacing w:before="0" w:after="0"/>
+        <w:jc w:val="center"/>
+      </w:pPr>
+      <w:r>
+        <w:rPr>
+          <w:rFonts w:ascii="宋体" w:hAnsi="宋体" w:eastAsia="宋体"/>
+          <w:b w:val="0"/>
+          <w:color w:val="666666"/>
+          <w:sz w:val="21"/>
+        </w:rPr>
+        <w:t>适用范围：软件需求工程课程项目交付文档</w:t>
+      </w:r>
+    </w:p>
+    <w:p>
+      <w:pPr>
+        <w:spacing w:before="480" w:after="0"/>
+        <w:jc w:val="center"/>
+      </w:pPr>
+      <w:r>
+        <w:rPr>
+          <w:rFonts w:ascii="宋体" w:hAnsi="宋体" w:eastAsia="宋体"/>
+          <w:b w:val="0"/>
+          <w:color w:val="666666"/>
+          <w:sz w:val="18"/>
+        </w:rPr>
+        <w:t>依据：SRS、RG、UG、UC、PT、设计、测试、评审与配置管理基线材料</w:t>
+      </w:r>
+    </w:p>
+    <w:p>
+      <w:pPr>
+        <w:spacing w:after="0"/>
+      </w:pPr>
+      <w:r>
+        <w:br w:type="page"/>
       </w:r>
     </w:p>
     <w:p>
@@ -41,6 +231,412 @@
         <w:t>标识号：SRA2026-G10-PDP-V1.3    版本号：1.3    状态：基线版    日期：2026年4月03日</w:t>
       </w:r>
     </w:p>
+    <w:p/>
+    <w:p>
+      <w:pPr>
+        <w:pStyle w:val="Heading2"/>
+      </w:pPr>
+      <w:r>
+        <w:rPr>
+          <w:rFonts w:ascii="黑体" w:hAnsi="黑体" w:eastAsia="黑体"/>
+          <w:b/>
+          <w:sz w:val="22"/>
+        </w:rPr>
+        <w:t>1.1 项目背景与目标</w:t>
+      </w:r>
+    </w:p>
+    <w:p>
+      <w:pPr>
+        <w:spacing w:line="300" w:lineRule="auto"/>
+        <w:ind w:firstLine="420"/>
+      </w:pPr>
+      <w:r>
+        <w:rPr>
+          <w:rFonts w:ascii="宋体" w:hAnsi="宋体" w:eastAsia="宋体"/>
+          <w:b w:val="0"/>
+          <w:sz w:val="21"/>
+        </w:rPr>
+        <w:t>校务问答机器人面向全校师生提供校务信息查询、办事流程指引和常见问题解答服务，目标是缓解人工咨询压力、提升信息获取效率，并通过需求工程阶段形成可评审、可追溯、可落地的需求基线。</w:t>
+      </w:r>
+    </w:p>
+    <w:p>
+      <w:pPr>
+        <w:pStyle w:val="Heading2"/>
+      </w:pPr>
+      <w:r>
+        <w:rPr>
+          <w:rFonts w:ascii="黑体" w:hAnsi="黑体" w:eastAsia="黑体"/>
+          <w:b/>
+          <w:sz w:val="22"/>
+        </w:rPr>
+        <w:t>1.2 本版本编制重点</w:t>
+      </w:r>
+    </w:p>
+    <w:p>
+      <w:pPr>
+        <w:spacing w:line="300" w:lineRule="auto"/>
+        <w:ind w:firstLine="420"/>
+      </w:pPr>
+      <w:r>
+        <w:rPr>
+          <w:rFonts w:ascii="宋体" w:hAnsi="宋体" w:eastAsia="宋体"/>
+          <w:b w:val="0"/>
+          <w:sz w:val="21"/>
+        </w:rPr>
+        <w:t>本版本作为需求工程阶段的项目计划基线，用于课程评审和后续设计、开发工作的承接。范围、进度、交付物、验收标准和变更控制流程均已确认。</w:t>
+      </w:r>
+    </w:p>
+    <w:p>
+      <w:pPr>
+        <w:pStyle w:val="ListBullet"/>
+      </w:pPr>
+      <w:r>
+        <w:rPr>
+          <w:rFonts w:ascii="宋体" w:hAnsi="宋体" w:eastAsia="宋体"/>
+          <w:b w:val="0"/>
+          <w:sz w:val="21"/>
+        </w:rPr>
+        <w:t>确认最终需求工程交付物及其验收标准。</w:t>
+      </w:r>
+    </w:p>
+    <w:p>
+      <w:pPr>
+        <w:pStyle w:val="ListBullet"/>
+      </w:pPr>
+      <w:r>
+        <w:rPr>
+          <w:rFonts w:ascii="宋体" w:hAnsi="宋体" w:eastAsia="宋体"/>
+          <w:b w:val="0"/>
+          <w:sz w:val="21"/>
+        </w:rPr>
+        <w:t>固化里程碑、评审流程、配置基线和项目收尾安排。</w:t>
+      </w:r>
+    </w:p>
+    <w:p>
+      <w:pPr>
+        <w:pStyle w:val="Heading2"/>
+      </w:pPr>
+      <w:r>
+        <w:rPr>
+          <w:rFonts w:ascii="黑体" w:hAnsi="黑体" w:eastAsia="黑体"/>
+          <w:b/>
+          <w:sz w:val="22"/>
+        </w:rPr>
+        <w:t>1.3 项目范围</w:t>
+      </w:r>
+    </w:p>
+    <w:p>
+      <w:pPr>
+        <w:spacing w:line="300" w:lineRule="auto"/>
+        <w:ind w:firstLine="420"/>
+      </w:pPr>
+      <w:r>
+        <w:rPr>
+          <w:rFonts w:ascii="宋体" w:hAnsi="宋体" w:eastAsia="宋体"/>
+          <w:b w:val="0"/>
+          <w:sz w:val="21"/>
+        </w:rPr>
+        <w:t>范围基线包括校务问答、知识库维护、用户互动反馈、历史记录、管理员管理、统计分析和基础安全控制；系统正式上线和长期运维仍不包含在本课程阶段。</w:t>
+      </w:r>
+    </w:p>
+    <w:p>
+      <w:pPr>
+        <w:pStyle w:val="Heading2"/>
+      </w:pPr>
+      <w:r>
+        <w:rPr>
+          <w:rFonts w:ascii="黑体" w:hAnsi="黑体" w:eastAsia="黑体"/>
+          <w:b/>
+          <w:sz w:val="22"/>
+        </w:rPr>
+        <w:t>1.4 周期与约束</w:t>
+      </w:r>
+    </w:p>
+    <w:p>
+      <w:pPr>
+        <w:spacing w:line="300" w:lineRule="auto"/>
+        <w:ind w:firstLine="420"/>
+      </w:pPr>
+      <w:r>
+        <w:rPr>
+          <w:rFonts w:ascii="宋体" w:hAnsi="宋体" w:eastAsia="宋体"/>
+          <w:b w:val="0"/>
+          <w:sz w:val="21"/>
+        </w:rPr>
+        <w:t>项目需求工程阶段周期为2026年3月11日至2026年4月3日，共4周。计划保留1-2天缓冲，用于处理调研样本不足、评审意见整改、文档格式统一等问题。主要约束包括课程评审时间、校园资料获取权限、成员课业时间和LLM方案验证成本。</w:t>
+      </w:r>
+    </w:p>
+    <w:p>
+      <w:pPr>
+        <w:spacing w:line="300" w:lineRule="auto"/>
+        <w:ind w:firstLine="420"/>
+      </w:pPr>
+      <w:r>
+        <w:rPr>
+          <w:rFonts w:ascii="宋体" w:hAnsi="宋体" w:eastAsia="宋体"/>
+          <w:b w:val="0"/>
+          <w:sz w:val="21"/>
+        </w:rPr>
+        <w:t>项目采用小组协作模式，由项目组长统一协调，需求组、设计组和技术组按任务分工推进。所有跨组任务通过周会确认责任人、截止日期和输出物。</w:t>
+      </w:r>
+    </w:p>
+    <w:p>
+      <w:pPr>
+        <w:spacing w:line="300" w:lineRule="auto"/>
+        <w:ind w:firstLine="420"/>
+      </w:pPr>
+      <w:r>
+        <w:rPr>
+          <w:rFonts w:ascii="宋体" w:hAnsi="宋体" w:eastAsia="宋体"/>
+          <w:b w:val="0"/>
+          <w:sz w:val="21"/>
+        </w:rPr>
+        <w:t>自1.2版本起，评审意见处理和需求变更由项目组长牵头，需求组记录影响范围，设计组同步原型影响，技术组评估实现和安全约束，处理结果纳入评审与基线记录。</w:t>
+      </w:r>
+    </w:p>
+    <w:p>
+      <w:pPr>
+        <w:pStyle w:val="Heading1"/>
+      </w:pPr>
+      <w:r>
+        <w:rPr>
+          <w:rFonts w:ascii="黑体" w:hAnsi="黑体" w:eastAsia="黑体"/>
+          <w:b/>
+          <w:sz w:val="26"/>
+        </w:rPr>
+        <w:t>三、干系人与沟通计划</w:t>
+      </w:r>
+    </w:p>
+    <w:p/>
+    <w:p>
+      <w:pPr>
+        <w:pStyle w:val="Heading1"/>
+      </w:pPr>
+      <w:r>
+        <w:rPr>
+          <w:rFonts w:ascii="黑体" w:hAnsi="黑体" w:eastAsia="黑体"/>
+          <w:b/>
+          <w:sz w:val="26"/>
+        </w:rPr>
+        <w:t>四、工作分解结构（WBS）</w:t>
+      </w:r>
+    </w:p>
+    <w:p>
+      <w:pPr>
+        <w:spacing w:line="300" w:lineRule="auto"/>
+        <w:ind w:firstLine="420"/>
+      </w:pPr>
+      <w:r>
+        <w:rPr>
+          <w:rFonts w:ascii="宋体" w:hAnsi="宋体" w:eastAsia="宋体"/>
+          <w:b w:val="0"/>
+          <w:sz w:val="21"/>
+        </w:rPr>
+        <w:t>WBS按需求工程活动拆分，覆盖从项目启动到需求基线确认的全过程。每项任务必须明确输入、输出、责任小组和检查方式。</w:t>
+      </w:r>
+    </w:p>
+    <w:p>
+      <w:pPr>
+        <w:spacing w:line="300" w:lineRule="auto"/>
+        <w:ind w:firstLine="420"/>
+      </w:pPr>
+      <w:r>
+        <w:rPr>
+          <w:rFonts w:ascii="宋体" w:hAnsi="宋体" w:eastAsia="宋体"/>
+          <w:b w:val="0"/>
+          <w:sz w:val="21"/>
+        </w:rPr>
+        <w:t>1.3版本确认WBS作为需求工程阶段基线，后续设计和测试文档需引用本计划中的交付物和里程碑。</w:t>
+      </w:r>
+    </w:p>
+    <w:p>
+      <w:pPr>
+        <w:pStyle w:val="Heading1"/>
+      </w:pPr>
+      <w:r>
+        <w:rPr>
+          <w:rFonts w:ascii="黑体" w:hAnsi="黑体" w:eastAsia="黑体"/>
+          <w:b/>
+          <w:sz w:val="26"/>
+        </w:rPr>
+        <w:t>五、项目进度计划</w:t>
+      </w:r>
+    </w:p>
+    <w:p/>
+    <w:p>
+      <w:pPr>
+        <w:pStyle w:val="Heading1"/>
+      </w:pPr>
+      <w:r>
+        <w:rPr>
+          <w:rFonts w:ascii="黑体" w:hAnsi="黑体" w:eastAsia="黑体"/>
+          <w:b/>
+          <w:sz w:val="26"/>
+        </w:rPr>
+        <w:t>六、资源与工具计划</w:t>
+      </w:r>
+    </w:p>
+    <w:p>
+      <w:pPr>
+        <w:pStyle w:val="Heading1"/>
+      </w:pPr>
+      <w:r>
+        <w:rPr>
+          <w:rFonts w:ascii="黑体" w:hAnsi="黑体" w:eastAsia="黑体"/>
+          <w:b/>
+          <w:sz w:val="26"/>
+        </w:rPr>
+        <w:t>七、风险管理计划</w:t>
+      </w:r>
+    </w:p>
+    <w:p>
+      <w:pPr>
+        <w:spacing w:line="300" w:lineRule="auto"/>
+        <w:ind w:firstLine="420"/>
+      </w:pPr>
+      <w:r>
+        <w:rPr>
+          <w:rFonts w:ascii="宋体" w:hAnsi="宋体" w:eastAsia="宋体"/>
+          <w:b w:val="0"/>
+          <w:sz w:val="21"/>
+        </w:rPr>
+        <w:t>风险管理采用“识别-评估-应对-跟踪”的方式执行。高风险项在周会中必须复核，已发生问题需记录影响和补救措施。</w:t>
+      </w:r>
+    </w:p>
+    <w:p>
+      <w:pPr>
+        <w:pStyle w:val="Heading1"/>
+      </w:pPr>
+      <w:r>
+        <w:rPr>
+          <w:rFonts w:ascii="黑体" w:hAnsi="黑体" w:eastAsia="黑体"/>
+          <w:b/>
+          <w:sz w:val="26"/>
+        </w:rPr>
+        <w:t>八、质量与配置管理</w:t>
+      </w:r>
+    </w:p>
+    <w:p>
+      <w:pPr>
+        <w:pStyle w:val="Heading2"/>
+      </w:pPr>
+      <w:r>
+        <w:rPr>
+          <w:rFonts w:ascii="黑体" w:hAnsi="黑体" w:eastAsia="黑体"/>
+          <w:b/>
+          <w:sz w:val="22"/>
+        </w:rPr>
+        <w:t>8.1 质量控制</w:t>
+      </w:r>
+    </w:p>
+    <w:p>
+      <w:pPr>
+        <w:pStyle w:val="Heading2"/>
+      </w:pPr>
+      <w:r>
+        <w:rPr>
+          <w:rFonts w:ascii="黑体" w:hAnsi="黑体" w:eastAsia="黑体"/>
+          <w:b/>
+          <w:sz w:val="22"/>
+        </w:rPr>
+        <w:t>8.2 配置管理</w:t>
+      </w:r>
+    </w:p>
+    <w:p>
+      <w:pPr>
+        <w:spacing w:line="300" w:lineRule="auto"/>
+        <w:ind w:firstLine="420"/>
+      </w:pPr>
+      <w:r>
+        <w:rPr>
+          <w:rFonts w:ascii="宋体" w:hAnsi="宋体" w:eastAsia="宋体"/>
+          <w:b w:val="0"/>
+          <w:sz w:val="21"/>
+        </w:rPr>
+        <w:t>所有核心文档统一纳入基线，后续修改必须保留修订记录、版本号和审批结论。</w:t>
+      </w:r>
+    </w:p>
+    <w:p/>
+    <w:p>
+      <w:pPr>
+        <w:pStyle w:val="Heading1"/>
+      </w:pPr>
+      <w:r>
+        <w:rPr>
+          <w:rFonts w:ascii="黑体" w:hAnsi="黑体" w:eastAsia="黑体"/>
+          <w:b/>
+          <w:sz w:val="26"/>
+        </w:rPr>
+        <w:t>九、阶段评审与验收标准</w:t>
+      </w:r>
+    </w:p>
+    <w:p/>
+    <w:p>
+      <w:pPr>
+        <w:pStyle w:val="Heading1"/>
+      </w:pPr>
+      <w:r>
+        <w:rPr>
+          <w:rFonts w:ascii="黑体" w:hAnsi="黑体" w:eastAsia="黑体"/>
+          <w:b/>
+          <w:sz w:val="26"/>
+        </w:rPr>
+        <w:t>十、后续工作</w:t>
+      </w:r>
+    </w:p>
+    <w:p>
+      <w:pPr>
+        <w:pStyle w:val="ListBullet"/>
+      </w:pPr>
+      <w:r>
+        <w:rPr>
+          <w:rFonts w:ascii="宋体" w:hAnsi="宋体" w:eastAsia="宋体"/>
+          <w:b w:val="0"/>
+          <w:sz w:val="21"/>
+        </w:rPr>
+        <w:t>按基线计划完成最终汇报和项目总结。</w:t>
+      </w:r>
+    </w:p>
+    <w:p>
+      <w:pPr>
+        <w:pStyle w:val="ListBullet"/>
+      </w:pPr>
+      <w:r>
+        <w:rPr>
+          <w:rFonts w:ascii="宋体" w:hAnsi="宋体" w:eastAsia="宋体"/>
+          <w:b w:val="0"/>
+          <w:sz w:val="21"/>
+        </w:rPr>
+        <w:t>归档会议纪要、评审记录、变更记录和最终提交材料。</w:t>
+      </w:r>
+    </w:p>
+    <w:p>
+      <w:pPr>
+        <w:spacing w:line="300" w:lineRule="auto"/>
+        <w:ind w:firstLine="420"/>
+      </w:pPr>
+      <w:r>
+        <w:rPr>
+          <w:rFonts w:ascii="宋体" w:hAnsi="宋体" w:eastAsia="宋体"/>
+          <w:b w:val="0"/>
+          <w:sz w:val="21"/>
+        </w:rPr>
+        <w:t>至1.3版本，项目计划已满足需求工程阶段基线要求。后续若出现范围、里程碑或验收标准变化，应通过需求变更与CCB流程处理，并形成新的修订记录。</w:t>
+      </w:r>
+    </w:p>
+    <w:p>
+      <w:pPr>
+        <w:jc w:val="center"/>
+      </w:pPr>
+      <w:r>
+        <w:rPr>
+          <w:rFonts w:ascii="黑体" w:hAnsi="黑体" w:eastAsia="黑体"/>
+          <w:b/>
+          <w:sz w:val="36"/>
+        </w:rPr>
+        <w:t>校务问答机器人软件需求工程项目计划</w:t>
+      </w:r>
+    </w:p>
     <w:p>
       <w:pPr>
         <w:pStyle w:val="Heading1"/>
@@ -54,6 +650,1228 @@
         <w:t>修订记录</w:t>
       </w:r>
     </w:p>
+    <w:p>
+      <w:pPr>
+        <w:pStyle w:val="Heading1"/>
+      </w:pPr>
+      <w:r>
+        <w:rPr>
+          <w:rFonts w:ascii="黑体" w:hAnsi="黑体" w:eastAsia="黑体"/>
+          <w:b/>
+          <w:sz w:val="26"/>
+        </w:rPr>
+        <w:t>一、项目概述</w:t>
+      </w:r>
+    </w:p>
+    <w:p>
+      <w:pPr>
+        <w:spacing w:line="300" w:lineRule="auto"/>
+        <w:ind w:firstLine="420"/>
+      </w:pPr>
+      <w:r>
+        <w:rPr>
+          <w:rFonts w:ascii="宋体" w:hAnsi="宋体" w:eastAsia="宋体"/>
+          <w:b w:val="0"/>
+          <w:sz w:val="21"/>
+        </w:rPr>
+        <w:t>本项目计划覆盖需求获取、需求分析、需求规格说明、需求验证、需求确认和阶段评审活动，为后续概要设计、详细设计、测试计划和部署运维文档提供依据。</w:t>
+      </w:r>
+    </w:p>
+    <w:p>
+      <w:r>
+        <w:t>《项目开发计划(PDP).docx》为项目计划1.3基线版的最终交付副本，内容与本版本保持一致，用于课程提交与归档。</w:t>
+      </w:r>
+    </w:p>
+    <w:p>
+      <w:pPr>
+        <w:pStyle w:val="ListBullet"/>
+      </w:pPr>
+      <w:r>
+        <w:rPr>
+          <w:rFonts w:ascii="宋体" w:hAnsi="宋体" w:eastAsia="宋体"/>
+          <w:b w:val="0"/>
+          <w:sz w:val="21"/>
+        </w:rPr>
+        <w:t>形成后续系统设计、测试计划和发布运维文档的输入依据。</w:t>
+      </w:r>
+    </w:p>
+    <w:p/>
+    <w:p>
+      <w:pPr>
+        <w:pStyle w:val="Heading1"/>
+      </w:pPr>
+      <w:r>
+        <w:rPr>
+          <w:rFonts w:ascii="黑体" w:hAnsi="黑体" w:eastAsia="黑体"/>
+          <w:b/>
+          <w:sz w:val="26"/>
+        </w:rPr>
+        <w:t>二、项目组织架构（OBS）</w:t>
+      </w:r>
+    </w:p>
+    <w:p/>
+    <w:p>
+      <w:pPr>
+        <w:spacing w:line="300" w:lineRule="auto"/>
+        <w:ind w:firstLine="420"/>
+      </w:pPr>
+      <w:r>
+        <w:rPr>
+          <w:rFonts w:ascii="宋体" w:hAnsi="宋体" w:eastAsia="宋体"/>
+          <w:b w:val="0"/>
+          <w:sz w:val="21"/>
+        </w:rPr>
+        <w:t>沟通机制转入基线维护，新增需求必须进入变更流程，不再直接修改已确认文档。</w:t>
+      </w:r>
+    </w:p>
+    <w:p>
+      <w:pPr>
+        <w:spacing w:line="300" w:lineRule="auto"/>
+        <w:ind w:firstLine="420"/>
+      </w:pPr>
+      <w:r>
+        <w:rPr>
+          <w:rFonts w:ascii="宋体" w:hAnsi="宋体" w:eastAsia="宋体"/>
+          <w:b w:val="0"/>
+          <w:sz w:val="21"/>
+        </w:rPr>
+        <w:t>沟通记录需保留时间、参与人、讨论事项、结论和后续行动。涉及需求范围、优先级或验收标准变化的事项，不得只停留在口头沟通，必须进入需求问题台账或变更记录。</w:t>
+      </w:r>
+    </w:p>
+    <w:p/>
+    <w:p>
+      <w:pPr>
+        <w:spacing w:line="300" w:lineRule="auto"/>
+        <w:ind w:firstLine="420"/>
+      </w:pPr>
+      <w:r>
+        <w:rPr>
+          <w:rFonts w:ascii="宋体" w:hAnsi="宋体" w:eastAsia="宋体"/>
+          <w:b w:val="0"/>
+          <w:sz w:val="21"/>
+        </w:rPr>
+        <w:t>进度计划以周为单位控制里程碑，以任务清单和会议纪要跟踪日常执行。若关键交付物延期，项目组长需在当周周会调整资源并记录原因。</w:t>
+      </w:r>
+    </w:p>
+    <w:p>
+      <w:pPr>
+        <w:spacing w:line="300" w:lineRule="auto"/>
+        <w:ind w:firstLine="420"/>
+      </w:pPr>
+      <w:r>
+        <w:rPr>
+          <w:rFonts w:ascii="宋体" w:hAnsi="宋体" w:eastAsia="宋体"/>
+          <w:b w:val="0"/>
+          <w:sz w:val="21"/>
+        </w:rPr>
+        <w:t>每周检查内容包括：任务完成比例、未解决问题、文档版本状态、风险变化、下周计划和需要教师确认的事项。</w:t>
+      </w:r>
+    </w:p>
+    <w:p/>
+    <w:tbl>
+      <w:tblPr>
+        <w:tblStyle w:val="TableGrid"/>
+        <w:tblW w:type="auto" w:w="0"/>
+        <w:jc w:val="center"/>
+        <w:tblLook w:firstColumn="1" w:firstRow="1" w:lastColumn="0" w:lastRow="0" w:noHBand="0" w:noVBand="1" w:val="04A0"/>
+      </w:tblPr>
+      <w:tblGrid>
+        <w:gridCol w:w="3120"/>
+        <w:gridCol w:w="3120"/>
+        <w:gridCol w:w="3120"/>
+      </w:tblGrid>
+      <w:tr>
+        <w:tc>
+          <w:tcPr>
+            <w:tcW w:type="dxa" w:w="3120"/>
+            <w:vAlign w:val="center"/>
+          </w:tcPr>
+          <w:p>
+            <w:pPr>
+              <w:jc w:val="center"/>
+            </w:pPr>
+            <w:r>
+              <w:rPr>
+                <w:rFonts w:ascii="黑体" w:hAnsi="黑体" w:eastAsia="黑体"/>
+                <w:b/>
+                <w:sz w:val="20"/>
+              </w:rPr>
+              <w:t>风险项</w:t>
+            </w:r>
+          </w:p>
+        </w:tc>
+        <w:tc>
+          <w:tcPr>
+            <w:tcW w:type="dxa" w:w="3120"/>
+            <w:vAlign w:val="center"/>
+          </w:tcPr>
+          <w:p>
+            <w:pPr>
+              <w:jc w:val="center"/>
+            </w:pPr>
+            <w:r>
+              <w:rPr>
+                <w:rFonts w:ascii="黑体" w:hAnsi="黑体" w:eastAsia="黑体"/>
+                <w:b/>
+                <w:sz w:val="20"/>
+              </w:rPr>
+              <w:t>等级</w:t>
+            </w:r>
+          </w:p>
+        </w:tc>
+        <w:tc>
+          <w:tcPr>
+            <w:tcW w:type="dxa" w:w="3120"/>
+            <w:vAlign w:val="center"/>
+          </w:tcPr>
+          <w:p>
+            <w:pPr>
+              <w:jc w:val="center"/>
+            </w:pPr>
+            <w:r>
+              <w:rPr>
+                <w:rFonts w:ascii="黑体" w:hAnsi="黑体" w:eastAsia="黑体"/>
+                <w:b/>
+                <w:sz w:val="20"/>
+              </w:rPr>
+              <w:t>应对措施</w:t>
+            </w:r>
+          </w:p>
+        </w:tc>
+      </w:tr>
+      <w:tr>
+        <w:tc>
+          <w:tcPr>
+            <w:tcW w:type="dxa" w:w="3120"/>
+            <w:vAlign w:val="center"/>
+          </w:tcPr>
+          <w:p>
+            <w:pPr>
+              <w:jc w:val="left"/>
+            </w:pPr>
+            <w:r>
+              <w:rPr>
+                <w:rFonts w:ascii="宋体" w:hAnsi="宋体" w:eastAsia="宋体"/>
+                <w:b w:val="0"/>
+                <w:sz w:val="19"/>
+              </w:rPr>
+              <w:t>调研样本不足</w:t>
+            </w:r>
+          </w:p>
+        </w:tc>
+        <w:tc>
+          <w:tcPr>
+            <w:tcW w:type="dxa" w:w="3120"/>
+            <w:vAlign w:val="center"/>
+          </w:tcPr>
+          <w:p>
+            <w:pPr>
+              <w:jc w:val="left"/>
+            </w:pPr>
+            <w:r>
+              <w:rPr>
+                <w:rFonts w:ascii="宋体" w:hAnsi="宋体" w:eastAsia="宋体"/>
+                <w:b w:val="0"/>
+                <w:sz w:val="19"/>
+              </w:rPr>
+              <w:t>中</w:t>
+            </w:r>
+          </w:p>
+        </w:tc>
+        <w:tc>
+          <w:tcPr>
+            <w:tcW w:type="dxa" w:w="3120"/>
+            <w:vAlign w:val="center"/>
+          </w:tcPr>
+          <w:p>
+            <w:pPr>
+              <w:jc w:val="left"/>
+            </w:pPr>
+            <w:r>
+              <w:rPr>
+                <w:rFonts w:ascii="宋体" w:hAnsi="宋体" w:eastAsia="宋体"/>
+                <w:b w:val="0"/>
+                <w:sz w:val="19"/>
+              </w:rPr>
+              <w:t>问卷覆盖学生、教师和管理人员；访谈至少覆盖核心职能部门；样本不足时补充线上调研。</w:t>
+            </w:r>
+          </w:p>
+        </w:tc>
+      </w:tr>
+      <w:tr>
+        <w:tc>
+          <w:tcPr>
+            <w:tcW w:type="dxa" w:w="3120"/>
+            <w:vAlign w:val="center"/>
+          </w:tcPr>
+          <w:p>
+            <w:pPr>
+              <w:jc w:val="left"/>
+            </w:pPr>
+            <w:r>
+              <w:rPr>
+                <w:rFonts w:ascii="宋体" w:hAnsi="宋体" w:eastAsia="宋体"/>
+                <w:b w:val="0"/>
+                <w:sz w:val="19"/>
+              </w:rPr>
+              <w:t>需求范围膨胀</w:t>
+            </w:r>
+          </w:p>
+        </w:tc>
+        <w:tc>
+          <w:tcPr>
+            <w:tcW w:type="dxa" w:w="3120"/>
+            <w:vAlign w:val="center"/>
+          </w:tcPr>
+          <w:p>
+            <w:pPr>
+              <w:jc w:val="left"/>
+            </w:pPr>
+            <w:r>
+              <w:rPr>
+                <w:rFonts w:ascii="宋体" w:hAnsi="宋体" w:eastAsia="宋体"/>
+                <w:b w:val="0"/>
+                <w:sz w:val="19"/>
+              </w:rPr>
+              <w:t>高</w:t>
+            </w:r>
+          </w:p>
+        </w:tc>
+        <w:tc>
+          <w:tcPr>
+            <w:tcW w:type="dxa" w:w="3120"/>
+            <w:vAlign w:val="center"/>
+          </w:tcPr>
+          <w:p>
+            <w:pPr>
+              <w:jc w:val="left"/>
+            </w:pPr>
+            <w:r>
+              <w:rPr>
+                <w:rFonts w:ascii="宋体" w:hAnsi="宋体" w:eastAsia="宋体"/>
+                <w:b w:val="0"/>
+                <w:sz w:val="19"/>
+              </w:rPr>
+              <w:t>采用MoSCoW划分优先级，基线后新增需求进入变更流程，不直接扩大本阶段交付范围。</w:t>
+            </w:r>
+          </w:p>
+        </w:tc>
+      </w:tr>
+      <w:tr>
+        <w:tc>
+          <w:tcPr>
+            <w:tcW w:type="dxa" w:w="3120"/>
+            <w:vAlign w:val="center"/>
+          </w:tcPr>
+          <w:p>
+            <w:pPr>
+              <w:jc w:val="left"/>
+            </w:pPr>
+            <w:r>
+              <w:rPr>
+                <w:rFonts w:ascii="宋体" w:hAnsi="宋体" w:eastAsia="宋体"/>
+                <w:b w:val="0"/>
+                <w:sz w:val="19"/>
+              </w:rPr>
+              <w:t>校务信息不准确</w:t>
+            </w:r>
+          </w:p>
+        </w:tc>
+        <w:tc>
+          <w:tcPr>
+            <w:tcW w:type="dxa" w:w="3120"/>
+            <w:vAlign w:val="center"/>
+          </w:tcPr>
+          <w:p>
+            <w:pPr>
+              <w:jc w:val="left"/>
+            </w:pPr>
+            <w:r>
+              <w:rPr>
+                <w:rFonts w:ascii="宋体" w:hAnsi="宋体" w:eastAsia="宋体"/>
+                <w:b w:val="0"/>
+                <w:sz w:val="19"/>
+              </w:rPr>
+              <w:t>高</w:t>
+            </w:r>
+          </w:p>
+        </w:tc>
+        <w:tc>
+          <w:tcPr>
+            <w:tcW w:type="dxa" w:w="3120"/>
+            <w:vAlign w:val="center"/>
+          </w:tcPr>
+          <w:p>
+            <w:pPr>
+              <w:jc w:val="left"/>
+            </w:pPr>
+            <w:r>
+              <w:rPr>
+                <w:rFonts w:ascii="宋体" w:hAnsi="宋体" w:eastAsia="宋体"/>
+                <w:b w:val="0"/>
+                <w:sz w:val="19"/>
+              </w:rPr>
+              <w:t>知识素材必须标注来源，关键流程由对应部门或公开文件确认，回答依据进入知识库维护清单。</w:t>
+            </w:r>
+          </w:p>
+        </w:tc>
+      </w:tr>
+      <w:tr>
+        <w:tc>
+          <w:tcPr>
+            <w:tcW w:type="dxa" w:w="3120"/>
+            <w:vAlign w:val="center"/>
+          </w:tcPr>
+          <w:p>
+            <w:pPr>
+              <w:jc w:val="left"/>
+            </w:pPr>
+            <w:r>
+              <w:rPr>
+                <w:rFonts w:ascii="宋体" w:hAnsi="宋体" w:eastAsia="宋体"/>
+                <w:b w:val="0"/>
+                <w:sz w:val="19"/>
+              </w:rPr>
+              <w:t>LLM回答不可控</w:t>
+            </w:r>
+          </w:p>
+        </w:tc>
+        <w:tc>
+          <w:tcPr>
+            <w:tcW w:type="dxa" w:w="3120"/>
+            <w:vAlign w:val="center"/>
+          </w:tcPr>
+          <w:p>
+            <w:pPr>
+              <w:jc w:val="left"/>
+            </w:pPr>
+            <w:r>
+              <w:rPr>
+                <w:rFonts w:ascii="宋体" w:hAnsi="宋体" w:eastAsia="宋体"/>
+                <w:b w:val="0"/>
+                <w:sz w:val="19"/>
+              </w:rPr>
+              <w:t>中</w:t>
+            </w:r>
+          </w:p>
+        </w:tc>
+        <w:tc>
+          <w:tcPr>
+            <w:tcW w:type="dxa" w:w="3120"/>
+            <w:vAlign w:val="center"/>
+          </w:tcPr>
+          <w:p>
+            <w:pPr>
+              <w:jc w:val="left"/>
+            </w:pPr>
+            <w:r>
+              <w:rPr>
+                <w:rFonts w:ascii="宋体" w:hAnsi="宋体" w:eastAsia="宋体"/>
+                <w:b w:val="0"/>
+                <w:sz w:val="19"/>
+              </w:rPr>
+              <w:t>限制系统定位为校务咨询辅助工具，加入敏感词过滤、置信提示、人工反馈和管理员审核机制。</w:t>
+            </w:r>
+          </w:p>
+        </w:tc>
+      </w:tr>
+      <w:tr>
+        <w:tc>
+          <w:tcPr>
+            <w:tcW w:type="dxa" w:w="3120"/>
+            <w:vAlign w:val="center"/>
+          </w:tcPr>
+          <w:p>
+            <w:pPr>
+              <w:jc w:val="left"/>
+            </w:pPr>
+            <w:r>
+              <w:rPr>
+                <w:rFonts w:ascii="宋体" w:hAnsi="宋体" w:eastAsia="宋体"/>
+                <w:b w:val="0"/>
+                <w:sz w:val="19"/>
+              </w:rPr>
+              <w:t>进度延误</w:t>
+            </w:r>
+          </w:p>
+        </w:tc>
+        <w:tc>
+          <w:tcPr>
+            <w:tcW w:type="dxa" w:w="3120"/>
+            <w:vAlign w:val="center"/>
+          </w:tcPr>
+          <w:p>
+            <w:pPr>
+              <w:jc w:val="left"/>
+            </w:pPr>
+            <w:r>
+              <w:rPr>
+                <w:rFonts w:ascii="宋体" w:hAnsi="宋体" w:eastAsia="宋体"/>
+                <w:b w:val="0"/>
+                <w:sz w:val="19"/>
+              </w:rPr>
+              <w:t>中</w:t>
+            </w:r>
+          </w:p>
+        </w:tc>
+        <w:tc>
+          <w:tcPr>
+            <w:tcW w:type="dxa" w:w="3120"/>
+            <w:vAlign w:val="center"/>
+          </w:tcPr>
+          <w:p>
+            <w:pPr>
+              <w:jc w:val="left"/>
+            </w:pPr>
+            <w:r>
+              <w:rPr>
+                <w:rFonts w:ascii="宋体" w:hAnsi="宋体" w:eastAsia="宋体"/>
+                <w:b w:val="0"/>
+                <w:sz w:val="19"/>
+              </w:rPr>
+              <w:t>每周检查里程碑，关键文档预留1-2天缓冲，任务延期时由项目组长重新分配人员。</w:t>
+            </w:r>
+          </w:p>
+        </w:tc>
+      </w:tr>
+      <w:tr>
+        <w:tc>
+          <w:tcPr>
+            <w:tcW w:type="dxa" w:w="3120"/>
+            <w:vAlign w:val="center"/>
+          </w:tcPr>
+          <w:p>
+            <w:pPr>
+              <w:jc w:val="left"/>
+            </w:pPr>
+            <w:r>
+              <w:rPr>
+                <w:rFonts w:ascii="宋体" w:hAnsi="宋体" w:eastAsia="宋体"/>
+                <w:b w:val="0"/>
+                <w:sz w:val="19"/>
+              </w:rPr>
+              <w:t>文档版本混乱</w:t>
+            </w:r>
+          </w:p>
+        </w:tc>
+        <w:tc>
+          <w:tcPr>
+            <w:tcW w:type="dxa" w:w="3120"/>
+            <w:vAlign w:val="center"/>
+          </w:tcPr>
+          <w:p>
+            <w:pPr>
+              <w:jc w:val="left"/>
+            </w:pPr>
+            <w:r>
+              <w:rPr>
+                <w:rFonts w:ascii="宋体" w:hAnsi="宋体" w:eastAsia="宋体"/>
+                <w:b w:val="0"/>
+                <w:sz w:val="19"/>
+              </w:rPr>
+              <w:t>中</w:t>
+            </w:r>
+          </w:p>
+        </w:tc>
+        <w:tc>
+          <w:tcPr>
+            <w:tcW w:type="dxa" w:w="3120"/>
+            <w:vAlign w:val="center"/>
+          </w:tcPr>
+          <w:p>
+            <w:pPr>
+              <w:jc w:val="left"/>
+            </w:pPr>
+            <w:r>
+              <w:rPr>
+                <w:rFonts w:ascii="宋体" w:hAnsi="宋体" w:eastAsia="宋体"/>
+                <w:b w:val="0"/>
+                <w:sz w:val="19"/>
+              </w:rPr>
+              <w:t>统一文件命名、版本号、修订记录和基线目录，评审稿与基线稿分开归档。</w:t>
+            </w:r>
+          </w:p>
+        </w:tc>
+      </w:tr>
+    </w:tbl>
+    <w:p/>
+    <w:p>
+      <w:pPr>
+        <w:spacing w:line="300" w:lineRule="auto"/>
+        <w:ind w:firstLine="420"/>
+      </w:pPr>
+      <w:r>
+        <w:rPr>
+          <w:rFonts w:ascii="宋体" w:hAnsi="宋体" w:eastAsia="宋体"/>
+          <w:b w:val="0"/>
+          <w:sz w:val="21"/>
+        </w:rPr>
+        <w:t>项目文档应满足内容完整、格式统一、术语一致、来源清楚、需求可追溯五项要求。SRS、用例、原型和测试计划之间应保持需求编号一致，避免同一需求在不同文档中含义不一致。</w:t>
+      </w:r>
+    </w:p>
+    <w:tbl>
+      <w:tblPr>
+        <w:tblStyle w:val="TableGrid"/>
+        <w:tblW w:type="auto" w:w="0"/>
+        <w:jc w:val="center"/>
+        <w:tblLook w:firstColumn="1" w:firstRow="1" w:lastColumn="0" w:lastRow="0" w:noHBand="0" w:noVBand="1" w:val="04A0"/>
+      </w:tblPr>
+      <w:tblGrid>
+        <w:gridCol w:w="3120"/>
+        <w:gridCol w:w="3120"/>
+        <w:gridCol w:w="3120"/>
+      </w:tblGrid>
+      <w:tr>
+        <w:tc>
+          <w:tcPr>
+            <w:tcW w:type="dxa" w:w="3120"/>
+            <w:vAlign w:val="center"/>
+          </w:tcPr>
+          <w:p>
+            <w:pPr>
+              <w:jc w:val="center"/>
+            </w:pPr>
+            <w:r>
+              <w:rPr>
+                <w:rFonts w:ascii="黑体" w:hAnsi="黑体" w:eastAsia="黑体"/>
+                <w:b/>
+                <w:sz w:val="20"/>
+              </w:rPr>
+              <w:t>配置项</w:t>
+            </w:r>
+          </w:p>
+        </w:tc>
+        <w:tc>
+          <w:tcPr>
+            <w:tcW w:type="dxa" w:w="3120"/>
+            <w:vAlign w:val="center"/>
+          </w:tcPr>
+          <w:p>
+            <w:pPr>
+              <w:jc w:val="center"/>
+            </w:pPr>
+            <w:r>
+              <w:rPr>
+                <w:rFonts w:ascii="黑体" w:hAnsi="黑体" w:eastAsia="黑体"/>
+                <w:b/>
+                <w:sz w:val="20"/>
+              </w:rPr>
+              <w:t>版本规则</w:t>
+            </w:r>
+          </w:p>
+        </w:tc>
+        <w:tc>
+          <w:tcPr>
+            <w:tcW w:type="dxa" w:w="3120"/>
+            <w:vAlign w:val="center"/>
+          </w:tcPr>
+          <w:p>
+            <w:pPr>
+              <w:jc w:val="center"/>
+            </w:pPr>
+            <w:r>
+              <w:rPr>
+                <w:rFonts w:ascii="黑体" w:hAnsi="黑体" w:eastAsia="黑体"/>
+                <w:b/>
+                <w:sz w:val="20"/>
+              </w:rPr>
+              <w:t>归档要求</w:t>
+            </w:r>
+          </w:p>
+        </w:tc>
+      </w:tr>
+      <w:tr>
+        <w:tc>
+          <w:tcPr>
+            <w:tcW w:type="dxa" w:w="3120"/>
+            <w:vAlign w:val="center"/>
+          </w:tcPr>
+          <w:p>
+            <w:pPr>
+              <w:jc w:val="left"/>
+            </w:pPr>
+            <w:r>
+              <w:rPr>
+                <w:rFonts w:ascii="宋体" w:hAnsi="宋体" w:eastAsia="宋体"/>
+                <w:b w:val="0"/>
+                <w:sz w:val="19"/>
+              </w:rPr>
+              <w:t>项目计划</w:t>
+            </w:r>
+          </w:p>
+        </w:tc>
+        <w:tc>
+          <w:tcPr>
+            <w:tcW w:type="dxa" w:w="3120"/>
+            <w:vAlign w:val="center"/>
+          </w:tcPr>
+          <w:p>
+            <w:pPr>
+              <w:jc w:val="left"/>
+            </w:pPr>
+            <w:r>
+              <w:rPr>
+                <w:rFonts w:ascii="宋体" w:hAnsi="宋体" w:eastAsia="宋体"/>
+                <w:b w:val="0"/>
+                <w:sz w:val="19"/>
+              </w:rPr>
+              <w:t>1.0、1.1、1.2、1.3连续递增</w:t>
+            </w:r>
+          </w:p>
+        </w:tc>
+        <w:tc>
+          <w:tcPr>
+            <w:tcW w:type="dxa" w:w="3120"/>
+            <w:vAlign w:val="center"/>
+          </w:tcPr>
+          <w:p>
+            <w:pPr>
+              <w:jc w:val="left"/>
+            </w:pPr>
+            <w:r>
+              <w:rPr>
+                <w:rFonts w:ascii="宋体" w:hAnsi="宋体" w:eastAsia="宋体"/>
+                <w:b w:val="0"/>
+                <w:sz w:val="19"/>
+              </w:rPr>
+              <w:t>每版保留独立文件，不覆盖历史版本含义</w:t>
+            </w:r>
+          </w:p>
+        </w:tc>
+      </w:tr>
+      <w:tr>
+        <w:tc>
+          <w:tcPr>
+            <w:tcW w:type="dxa" w:w="3120"/>
+            <w:vAlign w:val="center"/>
+          </w:tcPr>
+          <w:p>
+            <w:pPr>
+              <w:jc w:val="left"/>
+            </w:pPr>
+            <w:r>
+              <w:rPr>
+                <w:rFonts w:ascii="宋体" w:hAnsi="宋体" w:eastAsia="宋体"/>
+                <w:b w:val="0"/>
+                <w:sz w:val="19"/>
+              </w:rPr>
+              <w:t>需求规格与模型</w:t>
+            </w:r>
+          </w:p>
+        </w:tc>
+        <w:tc>
+          <w:tcPr>
+            <w:tcW w:type="dxa" w:w="3120"/>
+            <w:vAlign w:val="center"/>
+          </w:tcPr>
+          <w:p>
+            <w:pPr>
+              <w:jc w:val="left"/>
+            </w:pPr>
+            <w:r>
+              <w:rPr>
+                <w:rFonts w:ascii="宋体" w:hAnsi="宋体" w:eastAsia="宋体"/>
+                <w:b w:val="0"/>
+                <w:sz w:val="19"/>
+              </w:rPr>
+              <w:t>评审稿和基线稿分开管理</w:t>
+            </w:r>
+          </w:p>
+        </w:tc>
+        <w:tc>
+          <w:tcPr>
+            <w:tcW w:type="dxa" w:w="3120"/>
+            <w:vAlign w:val="center"/>
+          </w:tcPr>
+          <w:p>
+            <w:pPr>
+              <w:jc w:val="left"/>
+            </w:pPr>
+            <w:r>
+              <w:rPr>
+                <w:rFonts w:ascii="宋体" w:hAnsi="宋体" w:eastAsia="宋体"/>
+                <w:b w:val="0"/>
+                <w:sz w:val="19"/>
+              </w:rPr>
+              <w:t>需求编号、图表编号和评审意见保持一致</w:t>
+            </w:r>
+          </w:p>
+        </w:tc>
+      </w:tr>
+      <w:tr>
+        <w:tc>
+          <w:tcPr>
+            <w:tcW w:type="dxa" w:w="3120"/>
+            <w:vAlign w:val="center"/>
+          </w:tcPr>
+          <w:p>
+            <w:pPr>
+              <w:jc w:val="left"/>
+            </w:pPr>
+            <w:r>
+              <w:rPr>
+                <w:rFonts w:ascii="宋体" w:hAnsi="宋体" w:eastAsia="宋体"/>
+                <w:b w:val="0"/>
+                <w:sz w:val="19"/>
+              </w:rPr>
+              <w:t>评审与变更记录</w:t>
+            </w:r>
+          </w:p>
+        </w:tc>
+        <w:tc>
+          <w:tcPr>
+            <w:tcW w:type="dxa" w:w="3120"/>
+            <w:vAlign w:val="center"/>
+          </w:tcPr>
+          <w:p>
+            <w:pPr>
+              <w:jc w:val="left"/>
+            </w:pPr>
+            <w:r>
+              <w:rPr>
+                <w:rFonts w:ascii="宋体" w:hAnsi="宋体" w:eastAsia="宋体"/>
+                <w:b w:val="0"/>
+                <w:sz w:val="19"/>
+              </w:rPr>
+              <w:t>按日期和变更编号登记</w:t>
+            </w:r>
+          </w:p>
+        </w:tc>
+        <w:tc>
+          <w:tcPr>
+            <w:tcW w:type="dxa" w:w="3120"/>
+            <w:vAlign w:val="center"/>
+          </w:tcPr>
+          <w:p>
+            <w:pPr>
+              <w:jc w:val="left"/>
+            </w:pPr>
+            <w:r>
+              <w:rPr>
+                <w:rFonts w:ascii="宋体" w:hAnsi="宋体" w:eastAsia="宋体"/>
+                <w:b w:val="0"/>
+                <w:sz w:val="19"/>
+              </w:rPr>
+              <w:t>记录提出人、影响范围、处理结论和确认人</w:t>
+            </w:r>
+          </w:p>
+        </w:tc>
+      </w:tr>
+    </w:tbl>
+    <w:p>
+      <w:pPr>
+        <w:spacing w:line="300" w:lineRule="auto"/>
+        <w:ind w:firstLine="420"/>
+      </w:pPr>
+      <w:r>
+        <w:rPr>
+          <w:rFonts w:ascii="宋体" w:hAnsi="宋体" w:eastAsia="宋体"/>
+          <w:b w:val="0"/>
+          <w:sz w:val="21"/>
+        </w:rPr>
+        <w:t>本版本验收重点是内容完整、版本连续、计划可执行、交付物齐备且与评审材料一致。</w:t>
+      </w:r>
+    </w:p>
+    <w:p>
+      <w:pPr>
+        <w:spacing w:line="300" w:lineRule="auto"/>
+        <w:ind w:firstLine="420"/>
+      </w:pPr>
+      <w:r>
+        <w:rPr>
+          <w:rFonts w:ascii="宋体" w:hAnsi="宋体" w:eastAsia="宋体"/>
+          <w:b w:val="0"/>
+          <w:sz w:val="21"/>
+        </w:rPr>
+        <w:t>评审问题必须形成闭环：提出问题、确认责任人、完成修改、复核结果、进入相应版本修订记录。未关闭的问题不得直接进入基线。</w:t>
+      </w:r>
+    </w:p>
+    <w:p>
+      <w:pPr>
+        <w:pStyle w:val="ListBullet"/>
+      </w:pPr>
+      <w:r>
+        <w:rPr>
+          <w:rFonts w:ascii="宋体" w:hAnsi="宋体" w:eastAsia="宋体"/>
+          <w:b w:val="0"/>
+          <w:sz w:val="21"/>
+        </w:rPr>
+        <w:t>将需求基线移交给设计、测试和部署运维文档编写。</w:t>
+      </w:r>
+    </w:p>
+    <w:sectPr>
+      <w:pgSz w:w="12240" w:h="15840"/>
+      <w:pgMar w:top="1440" w:right="1440" w:bottom="1440" w:left="1440" w:header="720" w:footer="720" w:gutter="0"/>
+      <w:cols w:space="720"/>
+      <w:docGrid w:linePitch="360"/>
+    </w:sectPr>
+    <w:tbl>
+      <w:tblPr>
+        <w:tblStyle w:val="TableGrid"/>
+        <w:tblW w:type="auto" w:w="0"/>
+        <w:jc w:val="center"/>
+        <w:tblLook w:firstColumn="1" w:firstRow="1" w:lastColumn="0" w:lastRow="0" w:noHBand="0" w:noVBand="1" w:val="04A0"/>
+      </w:tblPr>
+      <w:tblGrid>
+        <w:gridCol w:w="3120"/>
+        <w:gridCol w:w="3120"/>
+        <w:gridCol w:w="3120"/>
+      </w:tblGrid>
+      <w:tr>
+        <w:tc>
+          <w:tcPr>
+            <w:tcW w:type="dxa" w:w="3120"/>
+            <w:vAlign w:val="center"/>
+          </w:tcPr>
+          <w:p>
+            <w:pPr>
+              <w:jc w:val="center"/>
+            </w:pPr>
+            <w:r>
+              <w:rPr>
+                <w:rFonts w:ascii="黑体" w:hAnsi="黑体" w:eastAsia="黑体"/>
+                <w:b/>
+                <w:sz w:val="20"/>
+              </w:rPr>
+              <w:t>交付类别</w:t>
+            </w:r>
+          </w:p>
+        </w:tc>
+        <w:tc>
+          <w:tcPr>
+            <w:tcW w:type="dxa" w:w="3120"/>
+            <w:vAlign w:val="center"/>
+          </w:tcPr>
+          <w:p>
+            <w:pPr>
+              <w:jc w:val="center"/>
+            </w:pPr>
+            <w:r>
+              <w:rPr>
+                <w:rFonts w:ascii="黑体" w:hAnsi="黑体" w:eastAsia="黑体"/>
+                <w:b/>
+                <w:sz w:val="20"/>
+              </w:rPr>
+              <w:t>代表文档</w:t>
+            </w:r>
+          </w:p>
+        </w:tc>
+        <w:tc>
+          <w:tcPr>
+            <w:tcW w:type="dxa" w:w="3120"/>
+            <w:vAlign w:val="center"/>
+          </w:tcPr>
+          <w:p>
+            <w:pPr>
+              <w:jc w:val="center"/>
+            </w:pPr>
+            <w:r>
+              <w:rPr>
+                <w:rFonts w:ascii="黑体" w:hAnsi="黑体" w:eastAsia="黑体"/>
+                <w:b/>
+                <w:sz w:val="20"/>
+              </w:rPr>
+              <w:t>验收要点</w:t>
+            </w:r>
+          </w:p>
+        </w:tc>
+      </w:tr>
+      <w:tr>
+        <w:tc>
+          <w:tcPr>
+            <w:tcW w:type="dxa" w:w="3120"/>
+            <w:vAlign w:val="center"/>
+          </w:tcPr>
+          <w:p>
+            <w:pPr>
+              <w:jc w:val="left"/>
+            </w:pPr>
+            <w:r>
+              <w:rPr>
+                <w:rFonts w:ascii="宋体" w:hAnsi="宋体" w:eastAsia="宋体"/>
+                <w:b w:val="0"/>
+                <w:sz w:val="19"/>
+              </w:rPr>
+              <w:t>项目管理类</w:t>
+            </w:r>
+          </w:p>
+        </w:tc>
+        <w:tc>
+          <w:tcPr>
+            <w:tcW w:type="dxa" w:w="3120"/>
+            <w:vAlign w:val="center"/>
+          </w:tcPr>
+          <w:p>
+            <w:pPr>
+              <w:jc w:val="left"/>
+            </w:pPr>
+            <w:r>
+              <w:rPr>
+                <w:rFonts w:ascii="宋体" w:hAnsi="宋体" w:eastAsia="宋体"/>
+                <w:b w:val="0"/>
+                <w:sz w:val="19"/>
+              </w:rPr>
+              <w:t>项目章程、项目计划、甘特图、会议纪要、任务完成总结</w:t>
+            </w:r>
+          </w:p>
+        </w:tc>
+        <w:tc>
+          <w:tcPr>
+            <w:tcW w:type="dxa" w:w="3120"/>
+            <w:vAlign w:val="center"/>
+          </w:tcPr>
+          <w:p>
+            <w:pPr>
+              <w:jc w:val="left"/>
+            </w:pPr>
+            <w:r>
+              <w:rPr>
+                <w:rFonts w:ascii="宋体" w:hAnsi="宋体" w:eastAsia="宋体"/>
+                <w:b w:val="0"/>
+                <w:sz w:val="19"/>
+              </w:rPr>
+              <w:t>版本号连续、责任人明确、与评审记录一致</w:t>
+            </w:r>
+          </w:p>
+        </w:tc>
+      </w:tr>
+      <w:tr>
+        <w:tc>
+          <w:tcPr>
+            <w:tcW w:type="dxa" w:w="3120"/>
+            <w:vAlign w:val="center"/>
+          </w:tcPr>
+          <w:p>
+            <w:pPr>
+              <w:jc w:val="left"/>
+            </w:pPr>
+            <w:r>
+              <w:rPr>
+                <w:rFonts w:ascii="宋体" w:hAnsi="宋体" w:eastAsia="宋体"/>
+                <w:b w:val="0"/>
+                <w:sz w:val="19"/>
+              </w:rPr>
+              <w:t>需求获取类</w:t>
+            </w:r>
+          </w:p>
+        </w:tc>
+        <w:tc>
+          <w:tcPr>
+            <w:tcW w:type="dxa" w:w="3120"/>
+            <w:vAlign w:val="center"/>
+          </w:tcPr>
+          <w:p>
+            <w:pPr>
+              <w:jc w:val="left"/>
+            </w:pPr>
+            <w:r>
+              <w:rPr>
+                <w:rFonts w:ascii="宋体" w:hAnsi="宋体" w:eastAsia="宋体"/>
+                <w:b w:val="0"/>
+                <w:sz w:val="19"/>
+              </w:rPr>
+              <w:t>用户群与代表、需求获取记录、访谈记录、调查问卷、需求分析整理结果</w:t>
+            </w:r>
+          </w:p>
+        </w:tc>
+        <w:tc>
+          <w:tcPr>
+            <w:tcW w:type="dxa" w:w="3120"/>
+            <w:vAlign w:val="center"/>
+          </w:tcPr>
+          <w:p>
+            <w:pPr>
+              <w:jc w:val="left"/>
+            </w:pPr>
+            <w:r>
+              <w:rPr>
+                <w:rFonts w:ascii="宋体" w:hAnsi="宋体" w:eastAsia="宋体"/>
+                <w:b w:val="0"/>
+                <w:sz w:val="19"/>
+              </w:rPr>
+              <w:t>来源清楚、样本合理、问题和结论可追溯</w:t>
+            </w:r>
+          </w:p>
+        </w:tc>
+      </w:tr>
+      <w:tr>
+        <w:tc>
+          <w:tcPr>
+            <w:tcW w:type="dxa" w:w="3120"/>
+            <w:vAlign w:val="center"/>
+          </w:tcPr>
+          <w:p>
+            <w:pPr>
+              <w:jc w:val="left"/>
+            </w:pPr>
+            <w:r>
+              <w:rPr>
+                <w:rFonts w:ascii="宋体" w:hAnsi="宋体" w:eastAsia="宋体"/>
+                <w:b w:val="0"/>
+                <w:sz w:val="19"/>
+              </w:rPr>
+              <w:t>需求规格类</w:t>
+            </w:r>
+          </w:p>
+        </w:tc>
+        <w:tc>
+          <w:tcPr>
+            <w:tcW w:type="dxa" w:w="3120"/>
+            <w:vAlign w:val="center"/>
+          </w:tcPr>
+          <w:p>
+            <w:pPr>
+              <w:jc w:val="left"/>
+            </w:pPr>
+            <w:r>
+              <w:rPr>
+                <w:rFonts w:ascii="宋体" w:hAnsi="宋体" w:eastAsia="宋体"/>
+                <w:b w:val="0"/>
+                <w:sz w:val="19"/>
+              </w:rPr>
+              <w:t>SRS、UC、NFR、DRD、原型设计文档</w:t>
+            </w:r>
+          </w:p>
+        </w:tc>
+        <w:tc>
+          <w:tcPr>
+            <w:tcW w:type="dxa" w:w="3120"/>
+            <w:vAlign w:val="center"/>
+          </w:tcPr>
+          <w:p>
+            <w:pPr>
+              <w:jc w:val="left"/>
+            </w:pPr>
+            <w:r>
+              <w:rPr>
+                <w:rFonts w:ascii="宋体" w:hAnsi="宋体" w:eastAsia="宋体"/>
+                <w:b w:val="0"/>
+                <w:sz w:val="19"/>
+              </w:rPr>
+              <w:t>覆盖功能与非功能需求，需求编号稳定，优先级明确</w:t>
+            </w:r>
+          </w:p>
+        </w:tc>
+      </w:tr>
+      <w:tr>
+        <w:tc>
+          <w:tcPr>
+            <w:tcW w:type="dxa" w:w="3120"/>
+            <w:vAlign w:val="center"/>
+          </w:tcPr>
+          <w:p>
+            <w:pPr>
+              <w:jc w:val="left"/>
+            </w:pPr>
+            <w:r>
+              <w:rPr>
+                <w:rFonts w:ascii="宋体" w:hAnsi="宋体" w:eastAsia="宋体"/>
+                <w:b w:val="0"/>
+                <w:sz w:val="19"/>
+              </w:rPr>
+              <w:t>评审与变更类</w:t>
+            </w:r>
+          </w:p>
+        </w:tc>
+        <w:tc>
+          <w:tcPr>
+            <w:tcW w:type="dxa" w:w="3120"/>
+            <w:vAlign w:val="center"/>
+          </w:tcPr>
+          <w:p>
+            <w:pPr>
+              <w:jc w:val="left"/>
+            </w:pPr>
+            <w:r>
+              <w:rPr>
+                <w:rFonts w:ascii="宋体" w:hAnsi="宋体" w:eastAsia="宋体"/>
+                <w:b w:val="0"/>
+                <w:sz w:val="19"/>
+              </w:rPr>
+              <w:t>评审与基线记录、评审核对表、需求变更报告、CCB记录</w:t>
+            </w:r>
+          </w:p>
+        </w:tc>
+        <w:tc>
+          <w:tcPr>
+            <w:tcW w:type="dxa" w:w="3120"/>
+            <w:vAlign w:val="center"/>
+          </w:tcPr>
+          <w:p>
+            <w:pPr>
+              <w:jc w:val="left"/>
+            </w:pPr>
+            <w:r>
+              <w:rPr>
+                <w:rFonts w:ascii="宋体" w:hAnsi="宋体" w:eastAsia="宋体"/>
+                <w:b w:val="0"/>
+                <w:sz w:val="19"/>
+              </w:rPr>
+              <w:t>记录评审意见、处理结论和基线状态</w:t>
+            </w:r>
+          </w:p>
+        </w:tc>
+      </w:tr>
+      <w:tr>
+        <w:tc>
+          <w:tcPr>
+            <w:tcW w:type="dxa" w:w="3120"/>
+            <w:vAlign w:val="center"/>
+          </w:tcPr>
+          <w:p>
+            <w:pPr>
+              <w:jc w:val="left"/>
+            </w:pPr>
+            <w:r>
+              <w:rPr>
+                <w:rFonts w:ascii="宋体" w:hAnsi="宋体" w:eastAsia="宋体"/>
+                <w:b w:val="0"/>
+                <w:sz w:val="19"/>
+              </w:rPr>
+              <w:t>后续承接类</w:t>
+            </w:r>
+          </w:p>
+        </w:tc>
+        <w:tc>
+          <w:tcPr>
+            <w:tcW w:type="dxa" w:w="3120"/>
+            <w:vAlign w:val="center"/>
+          </w:tcPr>
+          <w:p>
+            <w:pPr>
+              <w:jc w:val="left"/>
+            </w:pPr>
+            <w:r>
+              <w:rPr>
+                <w:rFonts w:ascii="宋体" w:hAnsi="宋体" w:eastAsia="宋体"/>
+                <w:b w:val="0"/>
+                <w:sz w:val="19"/>
+              </w:rPr>
+              <w:t>设计文档、测试计划、用户手册、部署运维指南</w:t>
+            </w:r>
+          </w:p>
+        </w:tc>
+        <w:tc>
+          <w:tcPr>
+            <w:tcW w:type="dxa" w:w="3120"/>
+            <w:vAlign w:val="center"/>
+          </w:tcPr>
+          <w:p>
+            <w:pPr>
+              <w:jc w:val="left"/>
+            </w:pPr>
+            <w:r>
+              <w:rPr>
+                <w:rFonts w:ascii="宋体" w:hAnsi="宋体" w:eastAsia="宋体"/>
+                <w:b w:val="0"/>
+                <w:sz w:val="19"/>
+              </w:rPr>
+              <w:t>能够引用需求基线并支持后续开发测试</w:t>
+            </w:r>
+          </w:p>
+        </w:tc>
+      </w:tr>
+    </w:tbl>
     <w:tbl>
       <w:tblPr>
         <w:tblStyle w:val="TableGrid"/>
@@ -458,159 +2276,6 @@
         </w:tc>
       </w:tr>
     </w:tbl>
-    <w:p/>
-    <w:p>
-      <w:pPr>
-        <w:pStyle w:val="Heading1"/>
-      </w:pPr>
-      <w:r>
-        <w:rPr>
-          <w:rFonts w:ascii="黑体" w:hAnsi="黑体" w:eastAsia="黑体"/>
-          <w:b/>
-          <w:sz w:val="26"/>
-        </w:rPr>
-        <w:t>一、项目概述</w:t>
-      </w:r>
-    </w:p>
-    <w:p>
-      <w:pPr>
-        <w:pStyle w:val="Heading2"/>
-      </w:pPr>
-      <w:r>
-        <w:rPr>
-          <w:rFonts w:ascii="黑体" w:hAnsi="黑体" w:eastAsia="黑体"/>
-          <w:b/>
-          <w:sz w:val="22"/>
-        </w:rPr>
-        <w:t>1.1 项目背景与目标</w:t>
-      </w:r>
-    </w:p>
-    <w:p>
-      <w:pPr>
-        <w:spacing w:line="300" w:lineRule="auto"/>
-        <w:ind w:firstLine="420"/>
-      </w:pPr>
-      <w:r>
-        <w:rPr>
-          <w:rFonts w:ascii="宋体" w:hAnsi="宋体" w:eastAsia="宋体"/>
-          <w:b w:val="0"/>
-          <w:sz w:val="21"/>
-        </w:rPr>
-        <w:t>校务问答机器人面向全校师生提供校务信息查询、办事流程指引和常见问题解答服务，目标是缓解人工咨询压力、提升信息获取效率，并通过需求工程阶段形成可评审、可追溯、可落地的需求基线。</w:t>
-      </w:r>
-    </w:p>
-    <w:p>
-      <w:pPr>
-        <w:spacing w:line="300" w:lineRule="auto"/>
-        <w:ind w:firstLine="420"/>
-      </w:pPr>
-      <w:r>
-        <w:rPr>
-          <w:rFonts w:ascii="宋体" w:hAnsi="宋体" w:eastAsia="宋体"/>
-          <w:b w:val="0"/>
-          <w:sz w:val="21"/>
-        </w:rPr>
-        <w:t>本项目计划覆盖需求获取、需求分析、需求规格说明、需求验证、需求确认和阶段评审活动，为后续概要设计、详细设计、测试计划和部署运维文档提供依据。</w:t>
-      </w:r>
-    </w:p>
-    <w:p>
-      <w:pPr>
-        <w:pStyle w:val="Heading2"/>
-      </w:pPr>
-      <w:r>
-        <w:rPr>
-          <w:rFonts w:ascii="黑体" w:hAnsi="黑体" w:eastAsia="黑体"/>
-          <w:b/>
-          <w:sz w:val="22"/>
-        </w:rPr>
-        <w:t>1.2 本版本编制重点</w:t>
-      </w:r>
-    </w:p>
-    <w:p>
-      <w:pPr>
-        <w:spacing w:line="300" w:lineRule="auto"/>
-        <w:ind w:firstLine="420"/>
-      </w:pPr>
-      <w:r>
-        <w:rPr>
-          <w:rFonts w:ascii="宋体" w:hAnsi="宋体" w:eastAsia="宋体"/>
-          <w:b w:val="0"/>
-          <w:sz w:val="21"/>
-        </w:rPr>
-        <w:t>本版本作为需求工程阶段的项目计划基线，用于课程评审和后续设计、开发工作的承接。范围、进度、交付物、验收标准和变更控制流程均已确认。</w:t>
-      </w:r>
-    </w:p>
-    <w:p>
-      <w:r>
-        <w:t>《项目开发计划(PDP).docx》为项目计划1.3基线版的最终交付副本，内容与本版本保持一致，用于课程提交与归档。</w:t>
-      </w:r>
-    </w:p>
-    <w:p>
-      <w:pPr>
-        <w:pStyle w:val="ListBullet"/>
-      </w:pPr>
-      <w:r>
-        <w:rPr>
-          <w:rFonts w:ascii="宋体" w:hAnsi="宋体" w:eastAsia="宋体"/>
-          <w:b w:val="0"/>
-          <w:sz w:val="21"/>
-        </w:rPr>
-        <w:t>确认最终需求工程交付物及其验收标准。</w:t>
-      </w:r>
-    </w:p>
-    <w:p>
-      <w:pPr>
-        <w:pStyle w:val="ListBullet"/>
-      </w:pPr>
-      <w:r>
-        <w:rPr>
-          <w:rFonts w:ascii="宋体" w:hAnsi="宋体" w:eastAsia="宋体"/>
-          <w:b w:val="0"/>
-          <w:sz w:val="21"/>
-        </w:rPr>
-        <w:t>固化里程碑、评审流程、配置基线和项目收尾安排。</w:t>
-      </w:r>
-    </w:p>
-    <w:p>
-      <w:pPr>
-        <w:pStyle w:val="ListBullet"/>
-      </w:pPr>
-      <w:r>
-        <w:rPr>
-          <w:rFonts w:ascii="宋体" w:hAnsi="宋体" w:eastAsia="宋体"/>
-          <w:b w:val="0"/>
-          <w:sz w:val="21"/>
-        </w:rPr>
-        <w:t>形成后续系统设计、测试计划和发布运维文档的输入依据。</w:t>
-      </w:r>
-    </w:p>
-    <w:p>
-      <w:pPr>
-        <w:pStyle w:val="Heading2"/>
-      </w:pPr>
-      <w:r>
-        <w:rPr>
-          <w:rFonts w:ascii="黑体" w:hAnsi="黑体" w:eastAsia="黑体"/>
-          <w:b/>
-          <w:sz w:val="22"/>
-        </w:rPr>
-        <w:t>1.3 项目范围</w:t>
-      </w:r>
-    </w:p>
-    <w:p>
-      <w:pPr>
-        <w:spacing w:line="300" w:lineRule="auto"/>
-        <w:ind w:firstLine="420"/>
-      </w:pPr>
-      <w:r>
-        <w:rPr>
-          <w:rFonts w:ascii="宋体" w:hAnsi="宋体" w:eastAsia="宋体"/>
-          <w:b w:val="0"/>
-          <w:sz w:val="21"/>
-        </w:rPr>
-        <w:t>范围基线包括校务问答、知识库维护、用户互动反馈、历史记录、管理员管理、统计分析和基础安全控制；系统正式上线和长期运维仍不包含在本课程阶段。</w:t>
-      </w:r>
-    </w:p>
     <w:tbl>
       <w:tblPr>
         <w:tblStyle w:val="TableGrid"/>
@@ -860,61 +2525,6 @@
         </w:tc>
       </w:tr>
     </w:tbl>
-    <w:p/>
-    <w:p>
-      <w:pPr>
-        <w:pStyle w:val="Heading2"/>
-      </w:pPr>
-      <w:r>
-        <w:rPr>
-          <w:rFonts w:ascii="黑体" w:hAnsi="黑体" w:eastAsia="黑体"/>
-          <w:b/>
-          <w:sz w:val="22"/>
-        </w:rPr>
-        <w:t>1.4 周期与约束</w:t>
-      </w:r>
-    </w:p>
-    <w:p>
-      <w:pPr>
-        <w:spacing w:line="300" w:lineRule="auto"/>
-        <w:ind w:firstLine="420"/>
-      </w:pPr>
-      <w:r>
-        <w:rPr>
-          <w:rFonts w:ascii="宋体" w:hAnsi="宋体" w:eastAsia="宋体"/>
-          <w:b w:val="0"/>
-          <w:sz w:val="21"/>
-        </w:rPr>
-        <w:t>项目需求工程阶段周期为2026年3月11日至2026年4月3日，共4周。计划保留1-2天缓冲，用于处理调研样本不足、评审意见整改、文档格式统一等问题。主要约束包括课程评审时间、校园资料获取权限、成员课业时间和LLM方案验证成本。</w:t>
-      </w:r>
-    </w:p>
-    <w:p>
-      <w:pPr>
-        <w:pStyle w:val="Heading1"/>
-      </w:pPr>
-      <w:r>
-        <w:rPr>
-          <w:rFonts w:ascii="黑体" w:hAnsi="黑体" w:eastAsia="黑体"/>
-          <w:b/>
-          <w:sz w:val="26"/>
-        </w:rPr>
-        <w:t>二、项目组织架构（OBS）</w:t>
-      </w:r>
-    </w:p>
-    <w:p>
-      <w:pPr>
-        <w:spacing w:line="300" w:lineRule="auto"/>
-        <w:ind w:firstLine="420"/>
-      </w:pPr>
-      <w:r>
-        <w:rPr>
-          <w:rFonts w:ascii="宋体" w:hAnsi="宋体" w:eastAsia="宋体"/>
-          <w:b w:val="0"/>
-          <w:sz w:val="21"/>
-        </w:rPr>
-        <w:t>项目采用小组协作模式，由项目组长统一协调，需求组、设计组和技术组按任务分工推进。所有跨组任务通过周会确认责任人、截止日期和输出物。</w:t>
-      </w:r>
-    </w:p>
     <w:tbl>
       <w:tblPr>
         <w:tblStyle w:val="TableGrid"/>
@@ -1223,48 +2833,6 @@
         </w:tc>
       </w:tr>
     </w:tbl>
-    <w:p/>
-    <w:p>
-      <w:pPr>
-        <w:spacing w:line="300" w:lineRule="auto"/>
-        <w:ind w:firstLine="420"/>
-      </w:pPr>
-      <w:r>
-        <w:rPr>
-          <w:rFonts w:ascii="宋体" w:hAnsi="宋体" w:eastAsia="宋体"/>
-          <w:b w:val="0"/>
-          <w:sz w:val="21"/>
-        </w:rPr>
-        <w:t>自1.2版本起，评审意见处理和需求变更由项目组长牵头，需求组记录影响范围，设计组同步原型影响，技术组评估实现和安全约束，处理结果纳入评审与基线记录。</w:t>
-      </w:r>
-    </w:p>
-    <w:p>
-      <w:pPr>
-        <w:pStyle w:val="Heading1"/>
-      </w:pPr>
-      <w:r>
-        <w:rPr>
-          <w:rFonts w:ascii="黑体" w:hAnsi="黑体" w:eastAsia="黑体"/>
-          <w:b/>
-          <w:sz w:val="26"/>
-        </w:rPr>
-        <w:t>三、干系人与沟通计划</w:t>
-      </w:r>
-    </w:p>
-    <w:p>
-      <w:pPr>
-        <w:spacing w:line="300" w:lineRule="auto"/>
-        <w:ind w:firstLine="420"/>
-      </w:pPr>
-      <w:r>
-        <w:rPr>
-          <w:rFonts w:ascii="宋体" w:hAnsi="宋体" w:eastAsia="宋体"/>
-          <w:b w:val="0"/>
-          <w:sz w:val="21"/>
-        </w:rPr>
-        <w:t>沟通机制转入基线维护，新增需求必须进入变更流程，不再直接修改已确认文档。</w:t>
-      </w:r>
-    </w:p>
     <w:tbl>
       <w:tblPr>
         <w:tblStyle w:val="TableGrid"/>
@@ -1747,48 +3315,6 @@
         </w:tc>
       </w:tr>
     </w:tbl>
-    <w:p/>
-    <w:p>
-      <w:pPr>
-        <w:spacing w:line="300" w:lineRule="auto"/>
-        <w:ind w:firstLine="420"/>
-      </w:pPr>
-      <w:r>
-        <w:rPr>
-          <w:rFonts w:ascii="宋体" w:hAnsi="宋体" w:eastAsia="宋体"/>
-          <w:b w:val="0"/>
-          <w:sz w:val="21"/>
-        </w:rPr>
-        <w:t>沟通记录需保留时间、参与人、讨论事项、结论和后续行动。涉及需求范围、优先级或验收标准变化的事项，不得只停留在口头沟通，必须进入需求问题台账或变更记录。</w:t>
-      </w:r>
-    </w:p>
-    <w:p>
-      <w:pPr>
-        <w:pStyle w:val="Heading1"/>
-      </w:pPr>
-      <w:r>
-        <w:rPr>
-          <w:rFonts w:ascii="黑体" w:hAnsi="黑体" w:eastAsia="黑体"/>
-          <w:b/>
-          <w:sz w:val="26"/>
-        </w:rPr>
-        <w:t>四、工作分解结构（WBS）</w:t>
-      </w:r>
-    </w:p>
-    <w:p>
-      <w:pPr>
-        <w:spacing w:line="300" w:lineRule="auto"/>
-        <w:ind w:firstLine="420"/>
-      </w:pPr>
-      <w:r>
-        <w:rPr>
-          <w:rFonts w:ascii="宋体" w:hAnsi="宋体" w:eastAsia="宋体"/>
-          <w:b w:val="0"/>
-          <w:sz w:val="21"/>
-        </w:rPr>
-        <w:t>WBS按需求工程活动拆分，覆盖从项目启动到需求基线确认的全过程。每项任务必须明确输入、输出、责任小组和检查方式。</w:t>
-      </w:r>
-    </w:p>
     <w:tbl>
       <w:tblPr>
         <w:tblStyle w:val="TableGrid"/>
@@ -2483,48 +4009,6 @@
         </w:tc>
       </w:tr>
     </w:tbl>
-    <w:p/>
-    <w:p>
-      <w:pPr>
-        <w:spacing w:line="300" w:lineRule="auto"/>
-        <w:ind w:firstLine="420"/>
-      </w:pPr>
-      <w:r>
-        <w:rPr>
-          <w:rFonts w:ascii="宋体" w:hAnsi="宋体" w:eastAsia="宋体"/>
-          <w:b w:val="0"/>
-          <w:sz w:val="21"/>
-        </w:rPr>
-        <w:t>1.3版本确认WBS作为需求工程阶段基线，后续设计和测试文档需引用本计划中的交付物和里程碑。</w:t>
-      </w:r>
-    </w:p>
-    <w:p>
-      <w:pPr>
-        <w:pStyle w:val="Heading1"/>
-      </w:pPr>
-      <w:r>
-        <w:rPr>
-          <w:rFonts w:ascii="黑体" w:hAnsi="黑体" w:eastAsia="黑体"/>
-          <w:b/>
-          <w:sz w:val="26"/>
-        </w:rPr>
-        <w:t>五、项目进度计划</w:t>
-      </w:r>
-    </w:p>
-    <w:p>
-      <w:pPr>
-        <w:spacing w:line="300" w:lineRule="auto"/>
-        <w:ind w:firstLine="420"/>
-      </w:pPr>
-      <w:r>
-        <w:rPr>
-          <w:rFonts w:ascii="宋体" w:hAnsi="宋体" w:eastAsia="宋体"/>
-          <w:b w:val="0"/>
-          <w:sz w:val="21"/>
-        </w:rPr>
-        <w:t>进度计划以周为单位控制里程碑，以任务清单和会议纪要跟踪日常执行。若关键交付物延期，项目组长需在当周周会调整资源并记录原因。</w:t>
-      </w:r>
-    </w:p>
     <w:tbl>
       <w:tblPr>
         <w:tblStyle w:val="TableGrid"/>
@@ -2929,34 +4413,6 @@
         </w:tc>
       </w:tr>
     </w:tbl>
-    <w:p/>
-    <w:p>
-      <w:pPr>
-        <w:spacing w:line="300" w:lineRule="auto"/>
-        <w:ind w:firstLine="420"/>
-      </w:pPr>
-      <w:r>
-        <w:rPr>
-          <w:rFonts w:ascii="宋体" w:hAnsi="宋体" w:eastAsia="宋体"/>
-          <w:b w:val="0"/>
-          <w:sz w:val="21"/>
-        </w:rPr>
-        <w:t>每周检查内容包括：任务完成比例、未解决问题、文档版本状态、风险变化、下周计划和需要教师确认的事项。</w:t>
-      </w:r>
-    </w:p>
-    <w:p>
-      <w:pPr>
-        <w:pStyle w:val="Heading1"/>
-      </w:pPr>
-      <w:r>
-        <w:rPr>
-          <w:rFonts w:ascii="黑体" w:hAnsi="黑体" w:eastAsia="黑体"/>
-          <w:b/>
-          <w:sz w:val="26"/>
-        </w:rPr>
-        <w:t>六、资源与工具计划</w:t>
-      </w:r>
-    </w:p>
     <w:tbl>
       <w:tblPr>
         <w:tblStyle w:val="TableGrid"/>
@@ -3265,1259 +4721,6 @@
         </w:tc>
       </w:tr>
     </w:tbl>
-    <w:p/>
-    <w:p>
-      <w:pPr>
-        <w:pStyle w:val="Heading1"/>
-      </w:pPr>
-      <w:r>
-        <w:rPr>
-          <w:rFonts w:ascii="黑体" w:hAnsi="黑体" w:eastAsia="黑体"/>
-          <w:b/>
-          <w:sz w:val="26"/>
-        </w:rPr>
-        <w:t>七、风险管理计划</w:t>
-      </w:r>
-    </w:p>
-    <w:p>
-      <w:pPr>
-        <w:spacing w:line="300" w:lineRule="auto"/>
-        <w:ind w:firstLine="420"/>
-      </w:pPr>
-      <w:r>
-        <w:rPr>
-          <w:rFonts w:ascii="宋体" w:hAnsi="宋体" w:eastAsia="宋体"/>
-          <w:b w:val="0"/>
-          <w:sz w:val="21"/>
-        </w:rPr>
-        <w:t>风险管理采用“识别-评估-应对-跟踪”的方式执行。高风险项在周会中必须复核，已发生问题需记录影响和补救措施。</w:t>
-      </w:r>
-    </w:p>
-    <w:tbl>
-      <w:tblPr>
-        <w:tblStyle w:val="TableGrid"/>
-        <w:tblW w:type="auto" w:w="0"/>
-        <w:jc w:val="center"/>
-        <w:tblLook w:firstColumn="1" w:firstRow="1" w:lastColumn="0" w:lastRow="0" w:noHBand="0" w:noVBand="1" w:val="04A0"/>
-      </w:tblPr>
-      <w:tblGrid>
-        <w:gridCol w:w="3120"/>
-        <w:gridCol w:w="3120"/>
-        <w:gridCol w:w="3120"/>
-      </w:tblGrid>
-      <w:tr>
-        <w:tc>
-          <w:tcPr>
-            <w:tcW w:type="dxa" w:w="3120"/>
-            <w:vAlign w:val="center"/>
-          </w:tcPr>
-          <w:p>
-            <w:pPr>
-              <w:jc w:val="center"/>
-            </w:pPr>
-            <w:r>
-              <w:rPr>
-                <w:rFonts w:ascii="黑体" w:hAnsi="黑体" w:eastAsia="黑体"/>
-                <w:b/>
-                <w:sz w:val="20"/>
-              </w:rPr>
-              <w:t>风险项</w:t>
-            </w:r>
-          </w:p>
-        </w:tc>
-        <w:tc>
-          <w:tcPr>
-            <w:tcW w:type="dxa" w:w="3120"/>
-            <w:vAlign w:val="center"/>
-          </w:tcPr>
-          <w:p>
-            <w:pPr>
-              <w:jc w:val="center"/>
-            </w:pPr>
-            <w:r>
-              <w:rPr>
-                <w:rFonts w:ascii="黑体" w:hAnsi="黑体" w:eastAsia="黑体"/>
-                <w:b/>
-                <w:sz w:val="20"/>
-              </w:rPr>
-              <w:t>等级</w:t>
-            </w:r>
-          </w:p>
-        </w:tc>
-        <w:tc>
-          <w:tcPr>
-            <w:tcW w:type="dxa" w:w="3120"/>
-            <w:vAlign w:val="center"/>
-          </w:tcPr>
-          <w:p>
-            <w:pPr>
-              <w:jc w:val="center"/>
-            </w:pPr>
-            <w:r>
-              <w:rPr>
-                <w:rFonts w:ascii="黑体" w:hAnsi="黑体" w:eastAsia="黑体"/>
-                <w:b/>
-                <w:sz w:val="20"/>
-              </w:rPr>
-              <w:t>应对措施</w:t>
-            </w:r>
-          </w:p>
-        </w:tc>
-      </w:tr>
-      <w:tr>
-        <w:tc>
-          <w:tcPr>
-            <w:tcW w:type="dxa" w:w="3120"/>
-            <w:vAlign w:val="center"/>
-          </w:tcPr>
-          <w:p>
-            <w:pPr>
-              <w:jc w:val="left"/>
-            </w:pPr>
-            <w:r>
-              <w:rPr>
-                <w:rFonts w:ascii="宋体" w:hAnsi="宋体" w:eastAsia="宋体"/>
-                <w:b w:val="0"/>
-                <w:sz w:val="19"/>
-              </w:rPr>
-              <w:t>调研样本不足</w:t>
-            </w:r>
-          </w:p>
-        </w:tc>
-        <w:tc>
-          <w:tcPr>
-            <w:tcW w:type="dxa" w:w="3120"/>
-            <w:vAlign w:val="center"/>
-          </w:tcPr>
-          <w:p>
-            <w:pPr>
-              <w:jc w:val="left"/>
-            </w:pPr>
-            <w:r>
-              <w:rPr>
-                <w:rFonts w:ascii="宋体" w:hAnsi="宋体" w:eastAsia="宋体"/>
-                <w:b w:val="0"/>
-                <w:sz w:val="19"/>
-              </w:rPr>
-              <w:t>中</w:t>
-            </w:r>
-          </w:p>
-        </w:tc>
-        <w:tc>
-          <w:tcPr>
-            <w:tcW w:type="dxa" w:w="3120"/>
-            <w:vAlign w:val="center"/>
-          </w:tcPr>
-          <w:p>
-            <w:pPr>
-              <w:jc w:val="left"/>
-            </w:pPr>
-            <w:r>
-              <w:rPr>
-                <w:rFonts w:ascii="宋体" w:hAnsi="宋体" w:eastAsia="宋体"/>
-                <w:b w:val="0"/>
-                <w:sz w:val="19"/>
-              </w:rPr>
-              <w:t>问卷覆盖学生、教师和管理人员；访谈至少覆盖核心职能部门；样本不足时补充线上调研。</w:t>
-            </w:r>
-          </w:p>
-        </w:tc>
-      </w:tr>
-      <w:tr>
-        <w:tc>
-          <w:tcPr>
-            <w:tcW w:type="dxa" w:w="3120"/>
-            <w:vAlign w:val="center"/>
-          </w:tcPr>
-          <w:p>
-            <w:pPr>
-              <w:jc w:val="left"/>
-            </w:pPr>
-            <w:r>
-              <w:rPr>
-                <w:rFonts w:ascii="宋体" w:hAnsi="宋体" w:eastAsia="宋体"/>
-                <w:b w:val="0"/>
-                <w:sz w:val="19"/>
-              </w:rPr>
-              <w:t>需求范围膨胀</w:t>
-            </w:r>
-          </w:p>
-        </w:tc>
-        <w:tc>
-          <w:tcPr>
-            <w:tcW w:type="dxa" w:w="3120"/>
-            <w:vAlign w:val="center"/>
-          </w:tcPr>
-          <w:p>
-            <w:pPr>
-              <w:jc w:val="left"/>
-            </w:pPr>
-            <w:r>
-              <w:rPr>
-                <w:rFonts w:ascii="宋体" w:hAnsi="宋体" w:eastAsia="宋体"/>
-                <w:b w:val="0"/>
-                <w:sz w:val="19"/>
-              </w:rPr>
-              <w:t>高</w:t>
-            </w:r>
-          </w:p>
-        </w:tc>
-        <w:tc>
-          <w:tcPr>
-            <w:tcW w:type="dxa" w:w="3120"/>
-            <w:vAlign w:val="center"/>
-          </w:tcPr>
-          <w:p>
-            <w:pPr>
-              <w:jc w:val="left"/>
-            </w:pPr>
-            <w:r>
-              <w:rPr>
-                <w:rFonts w:ascii="宋体" w:hAnsi="宋体" w:eastAsia="宋体"/>
-                <w:b w:val="0"/>
-                <w:sz w:val="19"/>
-              </w:rPr>
-              <w:t>采用MoSCoW划分优先级，基线后新增需求进入变更流程，不直接扩大本阶段交付范围。</w:t>
-            </w:r>
-          </w:p>
-        </w:tc>
-      </w:tr>
-      <w:tr>
-        <w:tc>
-          <w:tcPr>
-            <w:tcW w:type="dxa" w:w="3120"/>
-            <w:vAlign w:val="center"/>
-          </w:tcPr>
-          <w:p>
-            <w:pPr>
-              <w:jc w:val="left"/>
-            </w:pPr>
-            <w:r>
-              <w:rPr>
-                <w:rFonts w:ascii="宋体" w:hAnsi="宋体" w:eastAsia="宋体"/>
-                <w:b w:val="0"/>
-                <w:sz w:val="19"/>
-              </w:rPr>
-              <w:t>校务信息不准确</w:t>
-            </w:r>
-          </w:p>
-        </w:tc>
-        <w:tc>
-          <w:tcPr>
-            <w:tcW w:type="dxa" w:w="3120"/>
-            <w:vAlign w:val="center"/>
-          </w:tcPr>
-          <w:p>
-            <w:pPr>
-              <w:jc w:val="left"/>
-            </w:pPr>
-            <w:r>
-              <w:rPr>
-                <w:rFonts w:ascii="宋体" w:hAnsi="宋体" w:eastAsia="宋体"/>
-                <w:b w:val="0"/>
-                <w:sz w:val="19"/>
-              </w:rPr>
-              <w:t>高</w:t>
-            </w:r>
-          </w:p>
-        </w:tc>
-        <w:tc>
-          <w:tcPr>
-            <w:tcW w:type="dxa" w:w="3120"/>
-            <w:vAlign w:val="center"/>
-          </w:tcPr>
-          <w:p>
-            <w:pPr>
-              <w:jc w:val="left"/>
-            </w:pPr>
-            <w:r>
-              <w:rPr>
-                <w:rFonts w:ascii="宋体" w:hAnsi="宋体" w:eastAsia="宋体"/>
-                <w:b w:val="0"/>
-                <w:sz w:val="19"/>
-              </w:rPr>
-              <w:t>知识素材必须标注来源，关键流程由对应部门或公开文件确认，回答依据进入知识库维护清单。</w:t>
-            </w:r>
-          </w:p>
-        </w:tc>
-      </w:tr>
-      <w:tr>
-        <w:tc>
-          <w:tcPr>
-            <w:tcW w:type="dxa" w:w="3120"/>
-            <w:vAlign w:val="center"/>
-          </w:tcPr>
-          <w:p>
-            <w:pPr>
-              <w:jc w:val="left"/>
-            </w:pPr>
-            <w:r>
-              <w:rPr>
-                <w:rFonts w:ascii="宋体" w:hAnsi="宋体" w:eastAsia="宋体"/>
-                <w:b w:val="0"/>
-                <w:sz w:val="19"/>
-              </w:rPr>
-              <w:t>LLM回答不可控</w:t>
-            </w:r>
-          </w:p>
-        </w:tc>
-        <w:tc>
-          <w:tcPr>
-            <w:tcW w:type="dxa" w:w="3120"/>
-            <w:vAlign w:val="center"/>
-          </w:tcPr>
-          <w:p>
-            <w:pPr>
-              <w:jc w:val="left"/>
-            </w:pPr>
-            <w:r>
-              <w:rPr>
-                <w:rFonts w:ascii="宋体" w:hAnsi="宋体" w:eastAsia="宋体"/>
-                <w:b w:val="0"/>
-                <w:sz w:val="19"/>
-              </w:rPr>
-              <w:t>中</w:t>
-            </w:r>
-          </w:p>
-        </w:tc>
-        <w:tc>
-          <w:tcPr>
-            <w:tcW w:type="dxa" w:w="3120"/>
-            <w:vAlign w:val="center"/>
-          </w:tcPr>
-          <w:p>
-            <w:pPr>
-              <w:jc w:val="left"/>
-            </w:pPr>
-            <w:r>
-              <w:rPr>
-                <w:rFonts w:ascii="宋体" w:hAnsi="宋体" w:eastAsia="宋体"/>
-                <w:b w:val="0"/>
-                <w:sz w:val="19"/>
-              </w:rPr>
-              <w:t>限制系统定位为校务咨询辅助工具，加入敏感词过滤、置信提示、人工反馈和管理员审核机制。</w:t>
-            </w:r>
-          </w:p>
-        </w:tc>
-      </w:tr>
-      <w:tr>
-        <w:tc>
-          <w:tcPr>
-            <w:tcW w:type="dxa" w:w="3120"/>
-            <w:vAlign w:val="center"/>
-          </w:tcPr>
-          <w:p>
-            <w:pPr>
-              <w:jc w:val="left"/>
-            </w:pPr>
-            <w:r>
-              <w:rPr>
-                <w:rFonts w:ascii="宋体" w:hAnsi="宋体" w:eastAsia="宋体"/>
-                <w:b w:val="0"/>
-                <w:sz w:val="19"/>
-              </w:rPr>
-              <w:t>进度延误</w:t>
-            </w:r>
-          </w:p>
-        </w:tc>
-        <w:tc>
-          <w:tcPr>
-            <w:tcW w:type="dxa" w:w="3120"/>
-            <w:vAlign w:val="center"/>
-          </w:tcPr>
-          <w:p>
-            <w:pPr>
-              <w:jc w:val="left"/>
-            </w:pPr>
-            <w:r>
-              <w:rPr>
-                <w:rFonts w:ascii="宋体" w:hAnsi="宋体" w:eastAsia="宋体"/>
-                <w:b w:val="0"/>
-                <w:sz w:val="19"/>
-              </w:rPr>
-              <w:t>中</w:t>
-            </w:r>
-          </w:p>
-        </w:tc>
-        <w:tc>
-          <w:tcPr>
-            <w:tcW w:type="dxa" w:w="3120"/>
-            <w:vAlign w:val="center"/>
-          </w:tcPr>
-          <w:p>
-            <w:pPr>
-              <w:jc w:val="left"/>
-            </w:pPr>
-            <w:r>
-              <w:rPr>
-                <w:rFonts w:ascii="宋体" w:hAnsi="宋体" w:eastAsia="宋体"/>
-                <w:b w:val="0"/>
-                <w:sz w:val="19"/>
-              </w:rPr>
-              <w:t>每周检查里程碑，关键文档预留1-2天缓冲，任务延期时由项目组长重新分配人员。</w:t>
-            </w:r>
-          </w:p>
-        </w:tc>
-      </w:tr>
-      <w:tr>
-        <w:tc>
-          <w:tcPr>
-            <w:tcW w:type="dxa" w:w="3120"/>
-            <w:vAlign w:val="center"/>
-          </w:tcPr>
-          <w:p>
-            <w:pPr>
-              <w:jc w:val="left"/>
-            </w:pPr>
-            <w:r>
-              <w:rPr>
-                <w:rFonts w:ascii="宋体" w:hAnsi="宋体" w:eastAsia="宋体"/>
-                <w:b w:val="0"/>
-                <w:sz w:val="19"/>
-              </w:rPr>
-              <w:t>文档版本混乱</w:t>
-            </w:r>
-          </w:p>
-        </w:tc>
-        <w:tc>
-          <w:tcPr>
-            <w:tcW w:type="dxa" w:w="3120"/>
-            <w:vAlign w:val="center"/>
-          </w:tcPr>
-          <w:p>
-            <w:pPr>
-              <w:jc w:val="left"/>
-            </w:pPr>
-            <w:r>
-              <w:rPr>
-                <w:rFonts w:ascii="宋体" w:hAnsi="宋体" w:eastAsia="宋体"/>
-                <w:b w:val="0"/>
-                <w:sz w:val="19"/>
-              </w:rPr>
-              <w:t>中</w:t>
-            </w:r>
-          </w:p>
-        </w:tc>
-        <w:tc>
-          <w:tcPr>
-            <w:tcW w:type="dxa" w:w="3120"/>
-            <w:vAlign w:val="center"/>
-          </w:tcPr>
-          <w:p>
-            <w:pPr>
-              <w:jc w:val="left"/>
-            </w:pPr>
-            <w:r>
-              <w:rPr>
-                <w:rFonts w:ascii="宋体" w:hAnsi="宋体" w:eastAsia="宋体"/>
-                <w:b w:val="0"/>
-                <w:sz w:val="19"/>
-              </w:rPr>
-              <w:t>统一文件命名、版本号、修订记录和基线目录，评审稿与基线稿分开归档。</w:t>
-            </w:r>
-          </w:p>
-        </w:tc>
-      </w:tr>
-    </w:tbl>
-    <w:p/>
-    <w:p>
-      <w:pPr>
-        <w:pStyle w:val="Heading1"/>
-      </w:pPr>
-      <w:r>
-        <w:rPr>
-          <w:rFonts w:ascii="黑体" w:hAnsi="黑体" w:eastAsia="黑体"/>
-          <w:b/>
-          <w:sz w:val="26"/>
-        </w:rPr>
-        <w:t>八、质量与配置管理</w:t>
-      </w:r>
-    </w:p>
-    <w:p>
-      <w:pPr>
-        <w:pStyle w:val="Heading2"/>
-      </w:pPr>
-      <w:r>
-        <w:rPr>
-          <w:rFonts w:ascii="黑体" w:hAnsi="黑体" w:eastAsia="黑体"/>
-          <w:b/>
-          <w:sz w:val="22"/>
-        </w:rPr>
-        <w:t>8.1 质量控制</w:t>
-      </w:r>
-    </w:p>
-    <w:p>
-      <w:pPr>
-        <w:spacing w:line="300" w:lineRule="auto"/>
-        <w:ind w:firstLine="420"/>
-      </w:pPr>
-      <w:r>
-        <w:rPr>
-          <w:rFonts w:ascii="宋体" w:hAnsi="宋体" w:eastAsia="宋体"/>
-          <w:b w:val="0"/>
-          <w:sz w:val="21"/>
-        </w:rPr>
-        <w:t>项目文档应满足内容完整、格式统一、术语一致、来源清楚、需求可追溯五项要求。SRS、用例、原型和测试计划之间应保持需求编号一致，避免同一需求在不同文档中含义不一致。</w:t>
-      </w:r>
-    </w:p>
-    <w:p>
-      <w:pPr>
-        <w:pStyle w:val="Heading2"/>
-      </w:pPr>
-      <w:r>
-        <w:rPr>
-          <w:rFonts w:ascii="黑体" w:hAnsi="黑体" w:eastAsia="黑体"/>
-          <w:b/>
-          <w:sz w:val="22"/>
-        </w:rPr>
-        <w:t>8.2 配置管理</w:t>
-      </w:r>
-    </w:p>
-    <w:p>
-      <w:pPr>
-        <w:spacing w:line="300" w:lineRule="auto"/>
-        <w:ind w:firstLine="420"/>
-      </w:pPr>
-      <w:r>
-        <w:rPr>
-          <w:rFonts w:ascii="宋体" w:hAnsi="宋体" w:eastAsia="宋体"/>
-          <w:b w:val="0"/>
-          <w:sz w:val="21"/>
-        </w:rPr>
-        <w:t>所有核心文档统一纳入基线，后续修改必须保留修订记录、版本号和审批结论。</w:t>
-      </w:r>
-    </w:p>
-    <w:tbl>
-      <w:tblPr>
-        <w:tblStyle w:val="TableGrid"/>
-        <w:tblW w:type="auto" w:w="0"/>
-        <w:jc w:val="center"/>
-        <w:tblLook w:firstColumn="1" w:firstRow="1" w:lastColumn="0" w:lastRow="0" w:noHBand="0" w:noVBand="1" w:val="04A0"/>
-      </w:tblPr>
-      <w:tblGrid>
-        <w:gridCol w:w="3120"/>
-        <w:gridCol w:w="3120"/>
-        <w:gridCol w:w="3120"/>
-      </w:tblGrid>
-      <w:tr>
-        <w:tc>
-          <w:tcPr>
-            <w:tcW w:type="dxa" w:w="3120"/>
-            <w:vAlign w:val="center"/>
-          </w:tcPr>
-          <w:p>
-            <w:pPr>
-              <w:jc w:val="center"/>
-            </w:pPr>
-            <w:r>
-              <w:rPr>
-                <w:rFonts w:ascii="黑体" w:hAnsi="黑体" w:eastAsia="黑体"/>
-                <w:b/>
-                <w:sz w:val="20"/>
-              </w:rPr>
-              <w:t>配置项</w:t>
-            </w:r>
-          </w:p>
-        </w:tc>
-        <w:tc>
-          <w:tcPr>
-            <w:tcW w:type="dxa" w:w="3120"/>
-            <w:vAlign w:val="center"/>
-          </w:tcPr>
-          <w:p>
-            <w:pPr>
-              <w:jc w:val="center"/>
-            </w:pPr>
-            <w:r>
-              <w:rPr>
-                <w:rFonts w:ascii="黑体" w:hAnsi="黑体" w:eastAsia="黑体"/>
-                <w:b/>
-                <w:sz w:val="20"/>
-              </w:rPr>
-              <w:t>版本规则</w:t>
-            </w:r>
-          </w:p>
-        </w:tc>
-        <w:tc>
-          <w:tcPr>
-            <w:tcW w:type="dxa" w:w="3120"/>
-            <w:vAlign w:val="center"/>
-          </w:tcPr>
-          <w:p>
-            <w:pPr>
-              <w:jc w:val="center"/>
-            </w:pPr>
-            <w:r>
-              <w:rPr>
-                <w:rFonts w:ascii="黑体" w:hAnsi="黑体" w:eastAsia="黑体"/>
-                <w:b/>
-                <w:sz w:val="20"/>
-              </w:rPr>
-              <w:t>归档要求</w:t>
-            </w:r>
-          </w:p>
-        </w:tc>
-      </w:tr>
-      <w:tr>
-        <w:tc>
-          <w:tcPr>
-            <w:tcW w:type="dxa" w:w="3120"/>
-            <w:vAlign w:val="center"/>
-          </w:tcPr>
-          <w:p>
-            <w:pPr>
-              <w:jc w:val="left"/>
-            </w:pPr>
-            <w:r>
-              <w:rPr>
-                <w:rFonts w:ascii="宋体" w:hAnsi="宋体" w:eastAsia="宋体"/>
-                <w:b w:val="0"/>
-                <w:sz w:val="19"/>
-              </w:rPr>
-              <w:t>项目计划</w:t>
-            </w:r>
-          </w:p>
-        </w:tc>
-        <w:tc>
-          <w:tcPr>
-            <w:tcW w:type="dxa" w:w="3120"/>
-            <w:vAlign w:val="center"/>
-          </w:tcPr>
-          <w:p>
-            <w:pPr>
-              <w:jc w:val="left"/>
-            </w:pPr>
-            <w:r>
-              <w:rPr>
-                <w:rFonts w:ascii="宋体" w:hAnsi="宋体" w:eastAsia="宋体"/>
-                <w:b w:val="0"/>
-                <w:sz w:val="19"/>
-              </w:rPr>
-              <w:t>1.0、1.1、1.2、1.3连续递增</w:t>
-            </w:r>
-          </w:p>
-        </w:tc>
-        <w:tc>
-          <w:tcPr>
-            <w:tcW w:type="dxa" w:w="3120"/>
-            <w:vAlign w:val="center"/>
-          </w:tcPr>
-          <w:p>
-            <w:pPr>
-              <w:jc w:val="left"/>
-            </w:pPr>
-            <w:r>
-              <w:rPr>
-                <w:rFonts w:ascii="宋体" w:hAnsi="宋体" w:eastAsia="宋体"/>
-                <w:b w:val="0"/>
-                <w:sz w:val="19"/>
-              </w:rPr>
-              <w:t>每版保留独立文件，不覆盖历史版本含义</w:t>
-            </w:r>
-          </w:p>
-        </w:tc>
-      </w:tr>
-      <w:tr>
-        <w:tc>
-          <w:tcPr>
-            <w:tcW w:type="dxa" w:w="3120"/>
-            <w:vAlign w:val="center"/>
-          </w:tcPr>
-          <w:p>
-            <w:pPr>
-              <w:jc w:val="left"/>
-            </w:pPr>
-            <w:r>
-              <w:rPr>
-                <w:rFonts w:ascii="宋体" w:hAnsi="宋体" w:eastAsia="宋体"/>
-                <w:b w:val="0"/>
-                <w:sz w:val="19"/>
-              </w:rPr>
-              <w:t>需求规格与模型</w:t>
-            </w:r>
-          </w:p>
-        </w:tc>
-        <w:tc>
-          <w:tcPr>
-            <w:tcW w:type="dxa" w:w="3120"/>
-            <w:vAlign w:val="center"/>
-          </w:tcPr>
-          <w:p>
-            <w:pPr>
-              <w:jc w:val="left"/>
-            </w:pPr>
-            <w:r>
-              <w:rPr>
-                <w:rFonts w:ascii="宋体" w:hAnsi="宋体" w:eastAsia="宋体"/>
-                <w:b w:val="0"/>
-                <w:sz w:val="19"/>
-              </w:rPr>
-              <w:t>评审稿和基线稿分开管理</w:t>
-            </w:r>
-          </w:p>
-        </w:tc>
-        <w:tc>
-          <w:tcPr>
-            <w:tcW w:type="dxa" w:w="3120"/>
-            <w:vAlign w:val="center"/>
-          </w:tcPr>
-          <w:p>
-            <w:pPr>
-              <w:jc w:val="left"/>
-            </w:pPr>
-            <w:r>
-              <w:rPr>
-                <w:rFonts w:ascii="宋体" w:hAnsi="宋体" w:eastAsia="宋体"/>
-                <w:b w:val="0"/>
-                <w:sz w:val="19"/>
-              </w:rPr>
-              <w:t>需求编号、图表编号和评审意见保持一致</w:t>
-            </w:r>
-          </w:p>
-        </w:tc>
-      </w:tr>
-      <w:tr>
-        <w:tc>
-          <w:tcPr>
-            <w:tcW w:type="dxa" w:w="3120"/>
-            <w:vAlign w:val="center"/>
-          </w:tcPr>
-          <w:p>
-            <w:pPr>
-              <w:jc w:val="left"/>
-            </w:pPr>
-            <w:r>
-              <w:rPr>
-                <w:rFonts w:ascii="宋体" w:hAnsi="宋体" w:eastAsia="宋体"/>
-                <w:b w:val="0"/>
-                <w:sz w:val="19"/>
-              </w:rPr>
-              <w:t>评审与变更记录</w:t>
-            </w:r>
-          </w:p>
-        </w:tc>
-        <w:tc>
-          <w:tcPr>
-            <w:tcW w:type="dxa" w:w="3120"/>
-            <w:vAlign w:val="center"/>
-          </w:tcPr>
-          <w:p>
-            <w:pPr>
-              <w:jc w:val="left"/>
-            </w:pPr>
-            <w:r>
-              <w:rPr>
-                <w:rFonts w:ascii="宋体" w:hAnsi="宋体" w:eastAsia="宋体"/>
-                <w:b w:val="0"/>
-                <w:sz w:val="19"/>
-              </w:rPr>
-              <w:t>按日期和变更编号登记</w:t>
-            </w:r>
-          </w:p>
-        </w:tc>
-        <w:tc>
-          <w:tcPr>
-            <w:tcW w:type="dxa" w:w="3120"/>
-            <w:vAlign w:val="center"/>
-          </w:tcPr>
-          <w:p>
-            <w:pPr>
-              <w:jc w:val="left"/>
-            </w:pPr>
-            <w:r>
-              <w:rPr>
-                <w:rFonts w:ascii="宋体" w:hAnsi="宋体" w:eastAsia="宋体"/>
-                <w:b w:val="0"/>
-                <w:sz w:val="19"/>
-              </w:rPr>
-              <w:t>记录提出人、影响范围、处理结论和确认人</w:t>
-            </w:r>
-          </w:p>
-        </w:tc>
-      </w:tr>
-    </w:tbl>
-    <w:p/>
-    <w:p>
-      <w:pPr>
-        <w:pStyle w:val="Heading1"/>
-      </w:pPr>
-      <w:r>
-        <w:rPr>
-          <w:rFonts w:ascii="黑体" w:hAnsi="黑体" w:eastAsia="黑体"/>
-          <w:b/>
-          <w:sz w:val="26"/>
-        </w:rPr>
-        <w:t>九、阶段评审与验收标准</w:t>
-      </w:r>
-    </w:p>
-    <w:p>
-      <w:pPr>
-        <w:spacing w:line="300" w:lineRule="auto"/>
-        <w:ind w:firstLine="420"/>
-      </w:pPr>
-      <w:r>
-        <w:rPr>
-          <w:rFonts w:ascii="宋体" w:hAnsi="宋体" w:eastAsia="宋体"/>
-          <w:b w:val="0"/>
-          <w:sz w:val="21"/>
-        </w:rPr>
-        <w:t>本版本验收重点是内容完整、版本连续、计划可执行、交付物齐备且与评审材料一致。</w:t>
-      </w:r>
-    </w:p>
-    <w:tbl>
-      <w:tblPr>
-        <w:tblStyle w:val="TableGrid"/>
-        <w:tblW w:type="auto" w:w="0"/>
-        <w:jc w:val="center"/>
-        <w:tblLook w:firstColumn="1" w:firstRow="1" w:lastColumn="0" w:lastRow="0" w:noHBand="0" w:noVBand="1" w:val="04A0"/>
-      </w:tblPr>
-      <w:tblGrid>
-        <w:gridCol w:w="3120"/>
-        <w:gridCol w:w="3120"/>
-        <w:gridCol w:w="3120"/>
-      </w:tblGrid>
-      <w:tr>
-        <w:tc>
-          <w:tcPr>
-            <w:tcW w:type="dxa" w:w="3120"/>
-            <w:vAlign w:val="center"/>
-          </w:tcPr>
-          <w:p>
-            <w:pPr>
-              <w:jc w:val="center"/>
-            </w:pPr>
-            <w:r>
-              <w:rPr>
-                <w:rFonts w:ascii="黑体" w:hAnsi="黑体" w:eastAsia="黑体"/>
-                <w:b/>
-                <w:sz w:val="20"/>
-              </w:rPr>
-              <w:t>交付类别</w:t>
-            </w:r>
-          </w:p>
-        </w:tc>
-        <w:tc>
-          <w:tcPr>
-            <w:tcW w:type="dxa" w:w="3120"/>
-            <w:vAlign w:val="center"/>
-          </w:tcPr>
-          <w:p>
-            <w:pPr>
-              <w:jc w:val="center"/>
-            </w:pPr>
-            <w:r>
-              <w:rPr>
-                <w:rFonts w:ascii="黑体" w:hAnsi="黑体" w:eastAsia="黑体"/>
-                <w:b/>
-                <w:sz w:val="20"/>
-              </w:rPr>
-              <w:t>代表文档</w:t>
-            </w:r>
-          </w:p>
-        </w:tc>
-        <w:tc>
-          <w:tcPr>
-            <w:tcW w:type="dxa" w:w="3120"/>
-            <w:vAlign w:val="center"/>
-          </w:tcPr>
-          <w:p>
-            <w:pPr>
-              <w:jc w:val="center"/>
-            </w:pPr>
-            <w:r>
-              <w:rPr>
-                <w:rFonts w:ascii="黑体" w:hAnsi="黑体" w:eastAsia="黑体"/>
-                <w:b/>
-                <w:sz w:val="20"/>
-              </w:rPr>
-              <w:t>验收要点</w:t>
-            </w:r>
-          </w:p>
-        </w:tc>
-      </w:tr>
-      <w:tr>
-        <w:tc>
-          <w:tcPr>
-            <w:tcW w:type="dxa" w:w="3120"/>
-            <w:vAlign w:val="center"/>
-          </w:tcPr>
-          <w:p>
-            <w:pPr>
-              <w:jc w:val="left"/>
-            </w:pPr>
-            <w:r>
-              <w:rPr>
-                <w:rFonts w:ascii="宋体" w:hAnsi="宋体" w:eastAsia="宋体"/>
-                <w:b w:val="0"/>
-                <w:sz w:val="19"/>
-              </w:rPr>
-              <w:t>项目管理类</w:t>
-            </w:r>
-          </w:p>
-        </w:tc>
-        <w:tc>
-          <w:tcPr>
-            <w:tcW w:type="dxa" w:w="3120"/>
-            <w:vAlign w:val="center"/>
-          </w:tcPr>
-          <w:p>
-            <w:pPr>
-              <w:jc w:val="left"/>
-            </w:pPr>
-            <w:r>
-              <w:rPr>
-                <w:rFonts w:ascii="宋体" w:hAnsi="宋体" w:eastAsia="宋体"/>
-                <w:b w:val="0"/>
-                <w:sz w:val="19"/>
-              </w:rPr>
-              <w:t>项目章程、项目计划、甘特图、会议纪要、任务完成总结</w:t>
-            </w:r>
-          </w:p>
-        </w:tc>
-        <w:tc>
-          <w:tcPr>
-            <w:tcW w:type="dxa" w:w="3120"/>
-            <w:vAlign w:val="center"/>
-          </w:tcPr>
-          <w:p>
-            <w:pPr>
-              <w:jc w:val="left"/>
-            </w:pPr>
-            <w:r>
-              <w:rPr>
-                <w:rFonts w:ascii="宋体" w:hAnsi="宋体" w:eastAsia="宋体"/>
-                <w:b w:val="0"/>
-                <w:sz w:val="19"/>
-              </w:rPr>
-              <w:t>版本号连续、责任人明确、与评审记录一致</w:t>
-            </w:r>
-          </w:p>
-        </w:tc>
-      </w:tr>
-      <w:tr>
-        <w:tc>
-          <w:tcPr>
-            <w:tcW w:type="dxa" w:w="3120"/>
-            <w:vAlign w:val="center"/>
-          </w:tcPr>
-          <w:p>
-            <w:pPr>
-              <w:jc w:val="left"/>
-            </w:pPr>
-            <w:r>
-              <w:rPr>
-                <w:rFonts w:ascii="宋体" w:hAnsi="宋体" w:eastAsia="宋体"/>
-                <w:b w:val="0"/>
-                <w:sz w:val="19"/>
-              </w:rPr>
-              <w:t>需求获取类</w:t>
-            </w:r>
-          </w:p>
-        </w:tc>
-        <w:tc>
-          <w:tcPr>
-            <w:tcW w:type="dxa" w:w="3120"/>
-            <w:vAlign w:val="center"/>
-          </w:tcPr>
-          <w:p>
-            <w:pPr>
-              <w:jc w:val="left"/>
-            </w:pPr>
-            <w:r>
-              <w:rPr>
-                <w:rFonts w:ascii="宋体" w:hAnsi="宋体" w:eastAsia="宋体"/>
-                <w:b w:val="0"/>
-                <w:sz w:val="19"/>
-              </w:rPr>
-              <w:t>用户群与代表、需求获取记录、访谈记录、调查问卷、需求分析整理结果</w:t>
-            </w:r>
-          </w:p>
-        </w:tc>
-        <w:tc>
-          <w:tcPr>
-            <w:tcW w:type="dxa" w:w="3120"/>
-            <w:vAlign w:val="center"/>
-          </w:tcPr>
-          <w:p>
-            <w:pPr>
-              <w:jc w:val="left"/>
-            </w:pPr>
-            <w:r>
-              <w:rPr>
-                <w:rFonts w:ascii="宋体" w:hAnsi="宋体" w:eastAsia="宋体"/>
-                <w:b w:val="0"/>
-                <w:sz w:val="19"/>
-              </w:rPr>
-              <w:t>来源清楚、样本合理、问题和结论可追溯</w:t>
-            </w:r>
-          </w:p>
-        </w:tc>
-      </w:tr>
-      <w:tr>
-        <w:tc>
-          <w:tcPr>
-            <w:tcW w:type="dxa" w:w="3120"/>
-            <w:vAlign w:val="center"/>
-          </w:tcPr>
-          <w:p>
-            <w:pPr>
-              <w:jc w:val="left"/>
-            </w:pPr>
-            <w:r>
-              <w:rPr>
-                <w:rFonts w:ascii="宋体" w:hAnsi="宋体" w:eastAsia="宋体"/>
-                <w:b w:val="0"/>
-                <w:sz w:val="19"/>
-              </w:rPr>
-              <w:t>需求规格类</w:t>
-            </w:r>
-          </w:p>
-        </w:tc>
-        <w:tc>
-          <w:tcPr>
-            <w:tcW w:type="dxa" w:w="3120"/>
-            <w:vAlign w:val="center"/>
-          </w:tcPr>
-          <w:p>
-            <w:pPr>
-              <w:jc w:val="left"/>
-            </w:pPr>
-            <w:r>
-              <w:rPr>
-                <w:rFonts w:ascii="宋体" w:hAnsi="宋体" w:eastAsia="宋体"/>
-                <w:b w:val="0"/>
-                <w:sz w:val="19"/>
-              </w:rPr>
-              <w:t>SRS、UC、NFR、DRD、原型设计文档</w:t>
-            </w:r>
-          </w:p>
-        </w:tc>
-        <w:tc>
-          <w:tcPr>
-            <w:tcW w:type="dxa" w:w="3120"/>
-            <w:vAlign w:val="center"/>
-          </w:tcPr>
-          <w:p>
-            <w:pPr>
-              <w:jc w:val="left"/>
-            </w:pPr>
-            <w:r>
-              <w:rPr>
-                <w:rFonts w:ascii="宋体" w:hAnsi="宋体" w:eastAsia="宋体"/>
-                <w:b w:val="0"/>
-                <w:sz w:val="19"/>
-              </w:rPr>
-              <w:t>覆盖功能与非功能需求，需求编号稳定，优先级明确</w:t>
-            </w:r>
-          </w:p>
-        </w:tc>
-      </w:tr>
-      <w:tr>
-        <w:tc>
-          <w:tcPr>
-            <w:tcW w:type="dxa" w:w="3120"/>
-            <w:vAlign w:val="center"/>
-          </w:tcPr>
-          <w:p>
-            <w:pPr>
-              <w:jc w:val="left"/>
-            </w:pPr>
-            <w:r>
-              <w:rPr>
-                <w:rFonts w:ascii="宋体" w:hAnsi="宋体" w:eastAsia="宋体"/>
-                <w:b w:val="0"/>
-                <w:sz w:val="19"/>
-              </w:rPr>
-              <w:t>评审与变更类</w:t>
-            </w:r>
-          </w:p>
-        </w:tc>
-        <w:tc>
-          <w:tcPr>
-            <w:tcW w:type="dxa" w:w="3120"/>
-            <w:vAlign w:val="center"/>
-          </w:tcPr>
-          <w:p>
-            <w:pPr>
-              <w:jc w:val="left"/>
-            </w:pPr>
-            <w:r>
-              <w:rPr>
-                <w:rFonts w:ascii="宋体" w:hAnsi="宋体" w:eastAsia="宋体"/>
-                <w:b w:val="0"/>
-                <w:sz w:val="19"/>
-              </w:rPr>
-              <w:t>评审与基线记录、评审核对表、需求变更报告、CCB记录</w:t>
-            </w:r>
-          </w:p>
-        </w:tc>
-        <w:tc>
-          <w:tcPr>
-            <w:tcW w:type="dxa" w:w="3120"/>
-            <w:vAlign w:val="center"/>
-          </w:tcPr>
-          <w:p>
-            <w:pPr>
-              <w:jc w:val="left"/>
-            </w:pPr>
-            <w:r>
-              <w:rPr>
-                <w:rFonts w:ascii="宋体" w:hAnsi="宋体" w:eastAsia="宋体"/>
-                <w:b w:val="0"/>
-                <w:sz w:val="19"/>
-              </w:rPr>
-              <w:t>记录评审意见、处理结论和基线状态</w:t>
-            </w:r>
-          </w:p>
-        </w:tc>
-      </w:tr>
-      <w:tr>
-        <w:tc>
-          <w:tcPr>
-            <w:tcW w:type="dxa" w:w="3120"/>
-            <w:vAlign w:val="center"/>
-          </w:tcPr>
-          <w:p>
-            <w:pPr>
-              <w:jc w:val="left"/>
-            </w:pPr>
-            <w:r>
-              <w:rPr>
-                <w:rFonts w:ascii="宋体" w:hAnsi="宋体" w:eastAsia="宋体"/>
-                <w:b w:val="0"/>
-                <w:sz w:val="19"/>
-              </w:rPr>
-              <w:t>后续承接类</w:t>
-            </w:r>
-          </w:p>
-        </w:tc>
-        <w:tc>
-          <w:tcPr>
-            <w:tcW w:type="dxa" w:w="3120"/>
-            <w:vAlign w:val="center"/>
-          </w:tcPr>
-          <w:p>
-            <w:pPr>
-              <w:jc w:val="left"/>
-            </w:pPr>
-            <w:r>
-              <w:rPr>
-                <w:rFonts w:ascii="宋体" w:hAnsi="宋体" w:eastAsia="宋体"/>
-                <w:b w:val="0"/>
-                <w:sz w:val="19"/>
-              </w:rPr>
-              <w:t>设计文档、测试计划、用户手册、部署运维指南</w:t>
-            </w:r>
-          </w:p>
-        </w:tc>
-        <w:tc>
-          <w:tcPr>
-            <w:tcW w:type="dxa" w:w="3120"/>
-            <w:vAlign w:val="center"/>
-          </w:tcPr>
-          <w:p>
-            <w:pPr>
-              <w:jc w:val="left"/>
-            </w:pPr>
-            <w:r>
-              <w:rPr>
-                <w:rFonts w:ascii="宋体" w:hAnsi="宋体" w:eastAsia="宋体"/>
-                <w:b w:val="0"/>
-                <w:sz w:val="19"/>
-              </w:rPr>
-              <w:t>能够引用需求基线并支持后续开发测试</w:t>
-            </w:r>
-          </w:p>
-        </w:tc>
-      </w:tr>
-    </w:tbl>
-    <w:p/>
-    <w:p>
-      <w:pPr>
-        <w:spacing w:line="300" w:lineRule="auto"/>
-        <w:ind w:firstLine="420"/>
-      </w:pPr>
-      <w:r>
-        <w:rPr>
-          <w:rFonts w:ascii="宋体" w:hAnsi="宋体" w:eastAsia="宋体"/>
-          <w:b w:val="0"/>
-          <w:sz w:val="21"/>
-        </w:rPr>
-        <w:t>评审问题必须形成闭环：提出问题、确认责任人、完成修改、复核结果、进入相应版本修订记录。未关闭的问题不得直接进入基线。</w:t>
-      </w:r>
-    </w:p>
-    <w:p>
-      <w:pPr>
-        <w:pStyle w:val="Heading1"/>
-      </w:pPr>
-      <w:r>
-        <w:rPr>
-          <w:rFonts w:ascii="黑体" w:hAnsi="黑体" w:eastAsia="黑体"/>
-          <w:b/>
-          <w:sz w:val="26"/>
-        </w:rPr>
-        <w:t>十、后续工作</w:t>
-      </w:r>
-    </w:p>
-    <w:p>
-      <w:pPr>
-        <w:pStyle w:val="ListBullet"/>
-      </w:pPr>
-      <w:r>
-        <w:rPr>
-          <w:rFonts w:ascii="宋体" w:hAnsi="宋体" w:eastAsia="宋体"/>
-          <w:b w:val="0"/>
-          <w:sz w:val="21"/>
-        </w:rPr>
-        <w:t>按基线计划完成最终汇报和项目总结。</w:t>
-      </w:r>
-    </w:p>
-    <w:p>
-      <w:pPr>
-        <w:pStyle w:val="ListBullet"/>
-      </w:pPr>
-      <w:r>
-        <w:rPr>
-          <w:rFonts w:ascii="宋体" w:hAnsi="宋体" w:eastAsia="宋体"/>
-          <w:b w:val="0"/>
-          <w:sz w:val="21"/>
-        </w:rPr>
-        <w:t>将需求基线移交给设计、测试和部署运维文档编写。</w:t>
-      </w:r>
-    </w:p>
-    <w:p>
-      <w:pPr>
-        <w:pStyle w:val="ListBullet"/>
-      </w:pPr>
-      <w:r>
-        <w:rPr>
-          <w:rFonts w:ascii="宋体" w:hAnsi="宋体" w:eastAsia="宋体"/>
-          <w:b w:val="0"/>
-          <w:sz w:val="21"/>
-        </w:rPr>
-        <w:t>归档会议纪要、评审记录、变更记录和最终提交材料。</w:t>
-      </w:r>
-    </w:p>
-    <w:p>
-      <w:pPr>
-        <w:spacing w:line="300" w:lineRule="auto"/>
-        <w:ind w:firstLine="420"/>
-      </w:pPr>
-      <w:r>
-        <w:rPr>
-          <w:rFonts w:ascii="宋体" w:hAnsi="宋体" w:eastAsia="宋体"/>
-          <w:b w:val="0"/>
-          <w:sz w:val="21"/>
-        </w:rPr>
-        <w:t>至1.3版本，项目计划已满足需求工程阶段基线要求。后续若出现范围、里程碑或验收标准变化，应通过需求变更与CCB流程处理，并形成新的修订记录。</w:t>
-      </w:r>
-    </w:p>
-    <w:sectPr>
-      <w:pgSz w:w="12240" w:h="15840"/>
-      <w:pgMar w:top="1440" w:right="1440" w:bottom="1440" w:left="1440" w:header="720" w:footer="720" w:gutter="0"/>
-      <w:cols w:space="720"/>
-      <w:docGrid w:linePitch="360"/>
-    </w:sectPr>
   </w:body>
 </w:document>
 </file>
